--- a/unsupported_files/bylaws/drafts/By-law_Interpretation_By-law_2026.docx
+++ b/unsupported_files/bylaws/drafts/By-law_Interpretation_By-law_2026.docx
@@ -298,7 +298,7 @@
           <w:r>
             <w:fldChar w:fldCharType="separate"/>
           </w:r>
-          <w:hyperlink w:anchor="_Toc221646464" w:history="1">
+          <w:hyperlink w:anchor="_Toc221744816" w:history="1">
             <w:r>
               <w:rPr>
                 <w:rStyle w:val="Hyperlink"/>
@@ -325,7 +325,7 @@
                 <w:noProof/>
                 <w:webHidden/>
               </w:rPr>
-              <w:instrText xml:space="preserve"> PAGEREF _Toc221646464 \h </w:instrText>
+              <w:instrText xml:space="preserve"> PAGEREF _Toc221744816 \h </w:instrText>
             </w:r>
             <w:r>
               <w:rPr>
@@ -370,7 +370,7 @@
               <w:lang w:eastAsia="en-AU"/>
             </w:rPr>
           </w:pPr>
-          <w:hyperlink w:anchor="_Toc221646465" w:history="1">
+          <w:hyperlink w:anchor="_Toc221744817" w:history="1">
             <w:r>
               <w:rPr>
                 <w:rStyle w:val="Hyperlink"/>
@@ -397,7 +397,7 @@
                 <w:noProof/>
                 <w:webHidden/>
               </w:rPr>
-              <w:instrText xml:space="preserve"> PAGEREF _Toc221646465 \h </w:instrText>
+              <w:instrText xml:space="preserve"> PAGEREF _Toc221744817 \h </w:instrText>
             </w:r>
             <w:r>
               <w:rPr>
@@ -442,7 +442,7 @@
               <w:lang w:eastAsia="en-AU"/>
             </w:rPr>
           </w:pPr>
-          <w:hyperlink w:anchor="_Toc221646466" w:history="1">
+          <w:hyperlink w:anchor="_Toc221744818" w:history="1">
             <w:r>
               <w:rPr>
                 <w:rStyle w:val="Hyperlink"/>
@@ -469,7 +469,7 @@
                 <w:noProof/>
                 <w:webHidden/>
               </w:rPr>
-              <w:instrText xml:space="preserve"> PAGEREF _Toc221646466 \h </w:instrText>
+              <w:instrText xml:space="preserve"> PAGEREF _Toc221744818 \h </w:instrText>
             </w:r>
             <w:r>
               <w:rPr>
@@ -514,7 +514,7 @@
               <w:lang w:eastAsia="en-AU"/>
             </w:rPr>
           </w:pPr>
-          <w:hyperlink w:anchor="_Toc221646467" w:history="1">
+          <w:hyperlink w:anchor="_Toc221744819" w:history="1">
             <w:r>
               <w:rPr>
                 <w:rStyle w:val="Hyperlink"/>
@@ -541,7 +541,7 @@
                 <w:noProof/>
                 <w:webHidden/>
               </w:rPr>
-              <w:instrText xml:space="preserve"> PAGEREF _Toc221646467 \h </w:instrText>
+              <w:instrText xml:space="preserve"> PAGEREF _Toc221744819 \h </w:instrText>
             </w:r>
             <w:r>
               <w:rPr>
@@ -586,7 +586,7 @@
               <w:lang w:eastAsia="en-AU"/>
             </w:rPr>
           </w:pPr>
-          <w:hyperlink w:anchor="_Toc221646468" w:history="1">
+          <w:hyperlink w:anchor="_Toc221744820" w:history="1">
             <w:r>
               <w:rPr>
                 <w:rStyle w:val="Hyperlink"/>
@@ -613,7 +613,7 @@
                 <w:noProof/>
                 <w:webHidden/>
               </w:rPr>
-              <w:instrText xml:space="preserve"> PAGEREF _Toc221646468 \h </w:instrText>
+              <w:instrText xml:space="preserve"> PAGEREF _Toc221744820 \h </w:instrText>
             </w:r>
             <w:r>
               <w:rPr>
@@ -658,13 +658,13 @@
               <w:lang w:eastAsia="en-AU"/>
             </w:rPr>
           </w:pPr>
-          <w:hyperlink w:anchor="_Toc221646469" w:history="1">
+          <w:hyperlink w:anchor="_Toc221744821" w:history="1">
             <w:r>
               <w:rPr>
                 <w:rStyle w:val="Hyperlink"/>
                 <w:noProof/>
               </w:rPr>
-              <w:t>5 Definitions</w:t>
+              <w:t>5 Composition of Western Sydney</w:t>
             </w:r>
             <w:r>
               <w:rPr>
@@ -685,7 +685,79 @@
                 <w:noProof/>
                 <w:webHidden/>
               </w:rPr>
-              <w:instrText xml:space="preserve"> PAGEREF _Toc221646469 \h </w:instrText>
+              <w:instrText xml:space="preserve"> PAGEREF _Toc221744821 \h </w:instrText>
+            </w:r>
+            <w:r>
+              <w:rPr>
+                <w:noProof/>
+                <w:webHidden/>
+              </w:rPr>
+            </w:r>
+            <w:r>
+              <w:rPr>
+                <w:noProof/>
+                <w:webHidden/>
+              </w:rPr>
+              <w:fldChar w:fldCharType="separate"/>
+            </w:r>
+            <w:r>
+              <w:rPr>
+                <w:noProof/>
+                <w:webHidden/>
+              </w:rPr>
+              <w:t>5</w:t>
+            </w:r>
+            <w:r>
+              <w:rPr>
+                <w:noProof/>
+                <w:webHidden/>
+              </w:rPr>
+              <w:fldChar w:fldCharType="end"/>
+            </w:r>
+          </w:hyperlink>
+        </w:p>
+        <w:p>
+          <w:pPr>
+            <w:pStyle w:val="TOC3"/>
+            <w:tabs>
+              <w:tab w:val="right" w:leader="dot" w:pos="9060"/>
+            </w:tabs>
+            <w:rPr>
+              <w:rFonts w:eastAsiaTheme="minorEastAsia"/>
+              <w:noProof/>
+              <w:sz w:val="24"/>
+              <w:szCs w:val="24"/>
+              <w:lang w:eastAsia="en-AU"/>
+            </w:rPr>
+          </w:pPr>
+          <w:hyperlink w:anchor="_Toc221744822" w:history="1">
+            <w:r>
+              <w:rPr>
+                <w:rStyle w:val="Hyperlink"/>
+                <w:noProof/>
+              </w:rPr>
+              <w:t>6 Definitions</w:t>
+            </w:r>
+            <w:r>
+              <w:rPr>
+                <w:noProof/>
+                <w:webHidden/>
+              </w:rPr>
+              <w:tab/>
+            </w:r>
+            <w:r>
+              <w:rPr>
+                <w:noProof/>
+                <w:webHidden/>
+              </w:rPr>
+              <w:fldChar w:fldCharType="begin"/>
+            </w:r>
+            <w:r>
+              <w:rPr>
+                <w:noProof/>
+                <w:webHidden/>
+              </w:rPr>
+              <w:instrText xml:space="preserve"> PAGEREF _Toc221744822 \h </w:instrText>
             </w:r>
             <w:r>
               <w:rPr>
@@ -730,7 +802,7 @@
               <w:lang w:eastAsia="en-AU"/>
             </w:rPr>
           </w:pPr>
-          <w:hyperlink w:anchor="_Toc221646470" w:history="1">
+          <w:hyperlink w:anchor="_Toc221744823" w:history="1">
             <w:r>
               <w:rPr>
                 <w:rStyle w:val="Hyperlink"/>
@@ -757,7 +829,7 @@
                 <w:noProof/>
                 <w:webHidden/>
               </w:rPr>
-              <w:instrText xml:space="preserve"> PAGEREF _Toc221646470 \h </w:instrText>
+              <w:instrText xml:space="preserve"> PAGEREF _Toc221744823 \h </w:instrText>
             </w:r>
             <w:r>
               <w:rPr>
@@ -777,7 +849,7 @@
                 <w:noProof/>
                 <w:webHidden/>
               </w:rPr>
-              <w:t>5</w:t>
+              <w:t>6</w:t>
             </w:r>
             <w:r>
               <w:rPr>
@@ -802,13 +874,13 @@
               <w:lang w:eastAsia="en-AU"/>
             </w:rPr>
           </w:pPr>
-          <w:hyperlink w:anchor="_Toc221646471" w:history="1">
+          <w:hyperlink w:anchor="_Toc221744824" w:history="1">
             <w:r>
               <w:rPr>
                 <w:rStyle w:val="Hyperlink"/>
                 <w:noProof/>
               </w:rPr>
-              <w:t>6 When By-laws come into operation</w:t>
+              <w:t>7 When By-laws come into operation</w:t>
             </w:r>
             <w:r>
               <w:rPr>
@@ -829,7 +901,7 @@
                 <w:noProof/>
                 <w:webHidden/>
               </w:rPr>
-              <w:instrText xml:space="preserve"> PAGEREF _Toc221646471 \h </w:instrText>
+              <w:instrText xml:space="preserve"> PAGEREF _Toc221744824 \h </w:instrText>
             </w:r>
             <w:r>
               <w:rPr>
@@ -849,7 +921,7 @@
                 <w:noProof/>
                 <w:webHidden/>
               </w:rPr>
-              <w:t>5</w:t>
+              <w:t>6</w:t>
             </w:r>
             <w:r>
               <w:rPr>
@@ -874,13 +946,13 @@
               <w:lang w:eastAsia="en-AU"/>
             </w:rPr>
           </w:pPr>
-          <w:hyperlink w:anchor="_Toc221646472" w:history="1">
+          <w:hyperlink w:anchor="_Toc221744825" w:history="1">
             <w:r>
               <w:rPr>
                 <w:rStyle w:val="Hyperlink"/>
                 <w:noProof/>
               </w:rPr>
-              <w:t>7 Commencements of By-laws</w:t>
+              <w:t>8 Commencements of By-laws</w:t>
             </w:r>
             <w:r>
               <w:rPr>
@@ -901,7 +973,7 @@
                 <w:noProof/>
                 <w:webHidden/>
               </w:rPr>
-              <w:instrText xml:space="preserve"> PAGEREF _Toc221646472 \h </w:instrText>
+              <w:instrText xml:space="preserve"> PAGEREF _Toc221744825 \h </w:instrText>
             </w:r>
             <w:r>
               <w:rPr>
@@ -921,7 +993,7 @@
                 <w:noProof/>
                 <w:webHidden/>
               </w:rPr>
-              <w:t>5</w:t>
+              <w:t>6</w:t>
             </w:r>
             <w:r>
               <w:rPr>
@@ -946,7 +1018,7 @@
               <w:lang w:eastAsia="en-AU"/>
             </w:rPr>
           </w:pPr>
-          <w:hyperlink w:anchor="_Toc221646473" w:history="1">
+          <w:hyperlink w:anchor="_Toc221744826" w:history="1">
             <w:r>
               <w:rPr>
                 <w:rStyle w:val="Hyperlink"/>
@@ -973,7 +1045,7 @@
                 <w:noProof/>
                 <w:webHidden/>
               </w:rPr>
-              <w:instrText xml:space="preserve"> PAGEREF _Toc221646473 \h </w:instrText>
+              <w:instrText xml:space="preserve"> PAGEREF _Toc221744826 \h </w:instrText>
             </w:r>
             <w:r>
               <w:rPr>
@@ -1018,13 +1090,13 @@
               <w:lang w:eastAsia="en-AU"/>
             </w:rPr>
           </w:pPr>
-          <w:hyperlink w:anchor="_Toc221646474" w:history="1">
+          <w:hyperlink w:anchor="_Toc221744827" w:history="1">
             <w:r>
               <w:rPr>
                 <w:rStyle w:val="Hyperlink"/>
                 <w:noProof/>
               </w:rPr>
-              <w:t>8 Order to correct typographical errors</w:t>
+              <w:t>9 Order to correct typographical errors</w:t>
             </w:r>
             <w:r>
               <w:rPr>
@@ -1045,7 +1117,7 @@
                 <w:noProof/>
                 <w:webHidden/>
               </w:rPr>
-              <w:instrText xml:space="preserve"> PAGEREF _Toc221646474 \h </w:instrText>
+              <w:instrText xml:space="preserve"> PAGEREF _Toc221744827 \h </w:instrText>
             </w:r>
             <w:r>
               <w:rPr>
@@ -1090,7 +1162,7 @@
               <w:lang w:eastAsia="en-AU"/>
             </w:rPr>
           </w:pPr>
-          <w:hyperlink w:anchor="_Toc221646475" w:history="1">
+          <w:hyperlink w:anchor="_Toc221744828" w:history="1">
             <w:r>
               <w:rPr>
                 <w:rStyle w:val="Hyperlink"/>
@@ -1117,7 +1189,7 @@
                 <w:noProof/>
                 <w:webHidden/>
               </w:rPr>
-              <w:instrText xml:space="preserve"> PAGEREF _Toc221646475 \h </w:instrText>
+              <w:instrText xml:space="preserve"> PAGEREF _Toc221744828 \h </w:instrText>
             </w:r>
             <w:r>
               <w:rPr>
@@ -1162,13 +1234,13 @@
               <w:lang w:eastAsia="en-AU"/>
             </w:rPr>
           </w:pPr>
-          <w:hyperlink w:anchor="_Toc221646476" w:history="1">
+          <w:hyperlink w:anchor="_Toc221744829" w:history="1">
             <w:r>
               <w:rPr>
                 <w:rStyle w:val="Hyperlink"/>
                 <w:noProof/>
               </w:rPr>
-              <w:t>9 Effect of repeal or amendment of By-law</w:t>
+              <w:t>10 Effect of repeal or amendment of By-law</w:t>
             </w:r>
             <w:r>
               <w:rPr>
@@ -1189,7 +1261,7 @@
                 <w:noProof/>
                 <w:webHidden/>
               </w:rPr>
-              <w:instrText xml:space="preserve"> PAGEREF _Toc221646476 \h </w:instrText>
+              <w:instrText xml:space="preserve"> PAGEREF _Toc221744829 \h </w:instrText>
             </w:r>
             <w:r>
               <w:rPr>
@@ -1234,13 +1306,13 @@
               <w:lang w:eastAsia="en-AU"/>
             </w:rPr>
           </w:pPr>
-          <w:hyperlink w:anchor="_Toc221646477" w:history="1">
+          <w:hyperlink w:anchor="_Toc221744830" w:history="1">
             <w:r>
               <w:rPr>
                 <w:rStyle w:val="Hyperlink"/>
                 <w:noProof/>
               </w:rPr>
-              <w:t>10 References to amended or re-enacted By-laws</w:t>
+              <w:t>11 References to amended or re-enacted By-laws</w:t>
             </w:r>
             <w:r>
               <w:rPr>
@@ -1261,7 +1333,7 @@
                 <w:noProof/>
                 <w:webHidden/>
               </w:rPr>
-              <w:instrText xml:space="preserve"> PAGEREF _Toc221646477 \h </w:instrText>
+              <w:instrText xml:space="preserve"> PAGEREF _Toc221744830 \h </w:instrText>
             </w:r>
             <w:r>
               <w:rPr>
@@ -1306,13 +1378,13 @@
               <w:lang w:eastAsia="en-AU"/>
             </w:rPr>
           </w:pPr>
-          <w:hyperlink w:anchor="_Toc221646478" w:history="1">
+          <w:hyperlink w:anchor="_Toc221744831" w:history="1">
             <w:r>
               <w:rPr>
                 <w:rStyle w:val="Hyperlink"/>
                 <w:noProof/>
               </w:rPr>
-              <w:t>11 Inserting definitions into provisions or inserting items into lists or tables</w:t>
+              <w:t>12 Inserting definitions into provisions or inserting items into lists or tables</w:t>
             </w:r>
             <w:r>
               <w:rPr>
@@ -1333,7 +1405,7 @@
                 <w:noProof/>
                 <w:webHidden/>
               </w:rPr>
-              <w:instrText xml:space="preserve"> PAGEREF _Toc221646478 \h </w:instrText>
+              <w:instrText xml:space="preserve"> PAGEREF _Toc221744831 \h </w:instrText>
             </w:r>
             <w:r>
               <w:rPr>
@@ -1353,7 +1425,7 @@
                 <w:noProof/>
                 <w:webHidden/>
               </w:rPr>
-              <w:t>7</w:t>
+              <w:t>8</w:t>
             </w:r>
             <w:r>
               <w:rPr>
@@ -1378,13 +1450,13 @@
               <w:lang w:eastAsia="en-AU"/>
             </w:rPr>
           </w:pPr>
-          <w:hyperlink w:anchor="_Toc221646479" w:history="1">
+          <w:hyperlink w:anchor="_Toc221744832" w:history="1">
             <w:r>
               <w:rPr>
                 <w:rStyle w:val="Hyperlink"/>
                 <w:noProof/>
               </w:rPr>
-              <w:t>12 Amending By-law to be construed with amended By-law</w:t>
+              <w:t>13 Amending By-law to be construed with amended By-law</w:t>
             </w:r>
             <w:r>
               <w:rPr>
@@ -1405,7 +1477,7 @@
                 <w:noProof/>
                 <w:webHidden/>
               </w:rPr>
-              <w:instrText xml:space="preserve"> PAGEREF _Toc221646479 \h </w:instrText>
+              <w:instrText xml:space="preserve"> PAGEREF _Toc221744832 \h </w:instrText>
             </w:r>
             <w:r>
               <w:rPr>
@@ -1450,13 +1522,13 @@
               <w:lang w:eastAsia="en-AU"/>
             </w:rPr>
           </w:pPr>
-          <w:hyperlink w:anchor="_Toc221646480" w:history="1">
+          <w:hyperlink w:anchor="_Toc221744833" w:history="1">
             <w:r>
               <w:rPr>
                 <w:rStyle w:val="Hyperlink"/>
                 <w:noProof/>
               </w:rPr>
-              <w:t>Part 5—General interpretation of by-laws and orders</w:t>
+              <w:t>Part 5—General interpretation rules</w:t>
             </w:r>
             <w:r>
               <w:rPr>
@@ -1477,7 +1549,7 @@
                 <w:noProof/>
                 <w:webHidden/>
               </w:rPr>
-              <w:instrText xml:space="preserve"> PAGEREF _Toc221646480 \h </w:instrText>
+              <w:instrText xml:space="preserve"> PAGEREF _Toc221744833 \h </w:instrText>
             </w:r>
             <w:r>
               <w:rPr>
@@ -1522,13 +1594,13 @@
               <w:lang w:eastAsia="en-AU"/>
             </w:rPr>
           </w:pPr>
-          <w:hyperlink w:anchor="_Toc221646481" w:history="1">
+          <w:hyperlink w:anchor="_Toc221744834" w:history="1">
             <w:r>
               <w:rPr>
                 <w:rStyle w:val="Hyperlink"/>
                 <w:noProof/>
               </w:rPr>
-              <w:t>13 Every section a substantive enactment</w:t>
+              <w:t>14 Every section a substantive enactment</w:t>
             </w:r>
             <w:r>
               <w:rPr>
@@ -1549,7 +1621,7 @@
                 <w:noProof/>
                 <w:webHidden/>
               </w:rPr>
-              <w:instrText xml:space="preserve"> PAGEREF _Toc221646481 \h </w:instrText>
+              <w:instrText xml:space="preserve"> PAGEREF _Toc221744834 \h </w:instrText>
             </w:r>
             <w:r>
               <w:rPr>
@@ -1594,13 +1666,13 @@
               <w:lang w:eastAsia="en-AU"/>
             </w:rPr>
           </w:pPr>
-          <w:hyperlink w:anchor="_Toc221646482" w:history="1">
+          <w:hyperlink w:anchor="_Toc221744835" w:history="1">
             <w:r>
               <w:rPr>
                 <w:rStyle w:val="Hyperlink"/>
                 <w:noProof/>
               </w:rPr>
-              <w:t>14 Definitions to be read in context</w:t>
+              <w:t>15 Schedules</w:t>
             </w:r>
             <w:r>
               <w:rPr>
@@ -1621,7 +1693,7 @@
                 <w:noProof/>
                 <w:webHidden/>
               </w:rPr>
-              <w:instrText xml:space="preserve"> PAGEREF _Toc221646482 \h </w:instrText>
+              <w:instrText xml:space="preserve"> PAGEREF _Toc221744835 \h </w:instrText>
             </w:r>
             <w:r>
               <w:rPr>
@@ -1641,7 +1713,7 @@
                 <w:noProof/>
                 <w:webHidden/>
               </w:rPr>
-              <w:t>8</w:t>
+              <w:t>9</w:t>
             </w:r>
             <w:r>
               <w:rPr>
@@ -1666,13 +1738,13 @@
               <w:lang w:eastAsia="en-AU"/>
             </w:rPr>
           </w:pPr>
-          <w:hyperlink w:anchor="_Toc221646483" w:history="1">
+          <w:hyperlink w:anchor="_Toc221744836" w:history="1">
             <w:r>
               <w:rPr>
                 <w:rStyle w:val="Hyperlink"/>
                 <w:noProof/>
               </w:rPr>
-              <w:t>15 Meaning of may</w:t>
+              <w:t>16 References to By-laws generally</w:t>
             </w:r>
             <w:r>
               <w:rPr>
@@ -1693,7 +1765,7 @@
                 <w:noProof/>
                 <w:webHidden/>
               </w:rPr>
-              <w:instrText xml:space="preserve"> PAGEREF _Toc221646483 \h </w:instrText>
+              <w:instrText xml:space="preserve"> PAGEREF _Toc221744836 \h </w:instrText>
             </w:r>
             <w:r>
               <w:rPr>
@@ -1713,7 +1785,7 @@
                 <w:noProof/>
                 <w:webHidden/>
               </w:rPr>
-              <w:t>8</w:t>
+              <w:t>9</w:t>
             </w:r>
             <w:r>
               <w:rPr>
@@ -1738,13 +1810,13 @@
               <w:lang w:eastAsia="en-AU"/>
             </w:rPr>
           </w:pPr>
-          <w:hyperlink w:anchor="_Toc221646484" w:history="1">
+          <w:hyperlink w:anchor="_Toc221744837" w:history="1">
             <w:r>
               <w:rPr>
                 <w:rStyle w:val="Hyperlink"/>
                 <w:noProof/>
               </w:rPr>
-              <w:t>16 Meaning of shall</w:t>
+              <w:t>17 Citation of particular By-laws</w:t>
             </w:r>
             <w:r>
               <w:rPr>
@@ -1765,7 +1837,7 @@
                 <w:noProof/>
                 <w:webHidden/>
               </w:rPr>
-              <w:instrText xml:space="preserve"> PAGEREF _Toc221646484 \h </w:instrText>
+              <w:instrText xml:space="preserve"> PAGEREF _Toc221744837 \h </w:instrText>
             </w:r>
             <w:r>
               <w:rPr>
@@ -1785,7 +1857,7 @@
                 <w:noProof/>
                 <w:webHidden/>
               </w:rPr>
-              <w:t>8</w:t>
+              <w:t>9</w:t>
             </w:r>
             <w:r>
               <w:rPr>
@@ -1810,13 +1882,13 @@
               <w:lang w:eastAsia="en-AU"/>
             </w:rPr>
           </w:pPr>
-          <w:hyperlink w:anchor="_Toc221646485" w:history="1">
+          <w:hyperlink w:anchor="_Toc221744838" w:history="1">
             <w:r>
               <w:rPr>
                 <w:rStyle w:val="Hyperlink"/>
                 <w:noProof/>
               </w:rPr>
-              <w:t>17 Cognate words</w:t>
+              <w:t>18 Citation of orders</w:t>
             </w:r>
             <w:r>
               <w:rPr>
@@ -1837,7 +1909,7 @@
                 <w:noProof/>
                 <w:webHidden/>
               </w:rPr>
-              <w:instrText xml:space="preserve"> PAGEREF _Toc221646485 \h </w:instrText>
+              <w:instrText xml:space="preserve"> PAGEREF _Toc221744838 \h </w:instrText>
             </w:r>
             <w:r>
               <w:rPr>
@@ -1857,7 +1929,7 @@
                 <w:noProof/>
                 <w:webHidden/>
               </w:rPr>
-              <w:t>9</w:t>
+              <w:t>10</w:t>
             </w:r>
             <w:r>
               <w:rPr>
@@ -1882,13 +1954,13 @@
               <w:lang w:eastAsia="en-AU"/>
             </w:rPr>
           </w:pPr>
-          <w:hyperlink w:anchor="_Toc221646486" w:history="1">
+          <w:hyperlink w:anchor="_Toc221744839" w:history="1">
             <w:r>
               <w:rPr>
                 <w:rStyle w:val="Hyperlink"/>
                 <w:noProof/>
               </w:rPr>
-              <w:t>18 Age</w:t>
+              <w:t>19 References to amended or repealed By-laws and orders</w:t>
             </w:r>
             <w:r>
               <w:rPr>
@@ -1909,7 +1981,7 @@
                 <w:noProof/>
                 <w:webHidden/>
               </w:rPr>
-              <w:instrText xml:space="preserve"> PAGEREF _Toc221646486 \h </w:instrText>
+              <w:instrText xml:space="preserve"> PAGEREF _Toc221744839 \h </w:instrText>
             </w:r>
             <w:r>
               <w:rPr>
@@ -1929,7 +2001,7 @@
                 <w:noProof/>
                 <w:webHidden/>
               </w:rPr>
-              <w:t>9</w:t>
+              <w:t>10</w:t>
             </w:r>
             <w:r>
               <w:rPr>
@@ -1954,13 +2026,13 @@
               <w:lang w:eastAsia="en-AU"/>
             </w:rPr>
           </w:pPr>
-          <w:hyperlink w:anchor="_Toc221646487" w:history="1">
+          <w:hyperlink w:anchor="_Toc221744840" w:history="1">
             <w:r>
               <w:rPr>
                 <w:rStyle w:val="Hyperlink"/>
                 <w:noProof/>
               </w:rPr>
-              <w:t>19 Gender and number</w:t>
+              <w:t>20 References to publications other than By-laws or instruments</w:t>
             </w:r>
             <w:r>
               <w:rPr>
@@ -1981,7 +2053,7 @@
                 <w:noProof/>
                 <w:webHidden/>
               </w:rPr>
-              <w:instrText xml:space="preserve"> PAGEREF _Toc221646487 \h </w:instrText>
+              <w:instrText xml:space="preserve"> PAGEREF _Toc221744840 \h </w:instrText>
             </w:r>
             <w:r>
               <w:rPr>
@@ -2001,7 +2073,7 @@
                 <w:noProof/>
                 <w:webHidden/>
               </w:rPr>
-              <w:t>9</w:t>
+              <w:t>10</w:t>
             </w:r>
             <w:r>
               <w:rPr>
@@ -2026,13 +2098,13 @@
               <w:lang w:eastAsia="en-AU"/>
             </w:rPr>
           </w:pPr>
-          <w:hyperlink w:anchor="_Toc221646488" w:history="1">
+          <w:hyperlink w:anchor="_Toc221744841" w:history="1">
             <w:r>
               <w:rPr>
                 <w:rStyle w:val="Hyperlink"/>
                 <w:noProof/>
               </w:rPr>
-              <w:t>20 Material that is part of a By-law</w:t>
+              <w:t>21 References to changed short titles, names and citations</w:t>
             </w:r>
             <w:r>
               <w:rPr>
@@ -2053,7 +2125,7 @@
                 <w:noProof/>
                 <w:webHidden/>
               </w:rPr>
-              <w:instrText xml:space="preserve"> PAGEREF _Toc221646488 \h </w:instrText>
+              <w:instrText xml:space="preserve"> PAGEREF _Toc221744841 \h </w:instrText>
             </w:r>
             <w:r>
               <w:rPr>
@@ -2073,7 +2145,7 @@
                 <w:noProof/>
                 <w:webHidden/>
               </w:rPr>
-              <w:t>9</w:t>
+              <w:t>10</w:t>
             </w:r>
             <w:r>
               <w:rPr>
@@ -2098,13 +2170,13 @@
               <w:lang w:eastAsia="en-AU"/>
             </w:rPr>
           </w:pPr>
-          <w:hyperlink w:anchor="_Toc221646489" w:history="1">
+          <w:hyperlink w:anchor="_Toc221744842" w:history="1">
             <w:r>
               <w:rPr>
                 <w:rStyle w:val="Hyperlink"/>
                 <w:noProof/>
               </w:rPr>
-              <w:t>21 Construction of By-law to be subject to Constitution</w:t>
+              <w:t>22 Time of expiry of temporary By-laws and orders</w:t>
             </w:r>
             <w:r>
               <w:rPr>
@@ -2125,7 +2197,7 @@
                 <w:noProof/>
                 <w:webHidden/>
               </w:rPr>
-              <w:instrText xml:space="preserve"> PAGEREF _Toc221646489 \h </w:instrText>
+              <w:instrText xml:space="preserve"> PAGEREF _Toc221744842 \h </w:instrText>
             </w:r>
             <w:r>
               <w:rPr>
@@ -2170,13 +2242,13 @@
               <w:lang w:eastAsia="en-AU"/>
             </w:rPr>
           </w:pPr>
-          <w:hyperlink w:anchor="_Toc221646490" w:history="1">
+          <w:hyperlink w:anchor="_Toc221744843" w:history="1">
             <w:r>
               <w:rPr>
                 <w:rStyle w:val="Hyperlink"/>
                 <w:noProof/>
               </w:rPr>
-              <w:t>22 Interpretation best achieving By-law or order’s purpose or object</w:t>
+              <w:t>23 Definitions to be read in context</w:t>
             </w:r>
             <w:r>
               <w:rPr>
@@ -2197,7 +2269,7 @@
                 <w:noProof/>
                 <w:webHidden/>
               </w:rPr>
-              <w:instrText xml:space="preserve"> PAGEREF _Toc221646490 \h </w:instrText>
+              <w:instrText xml:space="preserve"> PAGEREF _Toc221744843 \h </w:instrText>
             </w:r>
             <w:r>
               <w:rPr>
@@ -2242,13 +2314,13 @@
               <w:lang w:eastAsia="en-AU"/>
             </w:rPr>
           </w:pPr>
-          <w:hyperlink w:anchor="_Toc221646491" w:history="1">
+          <w:hyperlink w:anchor="_Toc221744844" w:history="1">
             <w:r>
               <w:rPr>
                 <w:rStyle w:val="Hyperlink"/>
                 <w:noProof/>
               </w:rPr>
-              <w:t>23 Changes to style not to affect meaning</w:t>
+              <w:t>24 Meaning of may</w:t>
             </w:r>
             <w:r>
               <w:rPr>
@@ -2269,7 +2341,7 @@
                 <w:noProof/>
                 <w:webHidden/>
               </w:rPr>
-              <w:instrText xml:space="preserve"> PAGEREF _Toc221646491 \h </w:instrText>
+              <w:instrText xml:space="preserve"> PAGEREF _Toc221744844 \h </w:instrText>
             </w:r>
             <w:r>
               <w:rPr>
@@ -2314,13 +2386,13 @@
               <w:lang w:eastAsia="en-AU"/>
             </w:rPr>
           </w:pPr>
-          <w:hyperlink w:anchor="_Toc221646492" w:history="1">
+          <w:hyperlink w:anchor="_Toc221744845" w:history="1">
             <w:r>
               <w:rPr>
                 <w:rStyle w:val="Hyperlink"/>
                 <w:noProof/>
               </w:rPr>
-              <w:t>24 Examples</w:t>
+              <w:t>25 Meaning of shall</w:t>
             </w:r>
             <w:r>
               <w:rPr>
@@ -2341,7 +2413,7 @@
                 <w:noProof/>
                 <w:webHidden/>
               </w:rPr>
-              <w:instrText xml:space="preserve"> PAGEREF _Toc221646492 \h </w:instrText>
+              <w:instrText xml:space="preserve"> PAGEREF _Toc221744845 \h </w:instrText>
             </w:r>
             <w:r>
               <w:rPr>
@@ -2386,13 +2458,13 @@
               <w:lang w:eastAsia="en-AU"/>
             </w:rPr>
           </w:pPr>
-          <w:hyperlink w:anchor="_Toc221646493" w:history="1">
+          <w:hyperlink w:anchor="_Toc221744846" w:history="1">
             <w:r>
               <w:rPr>
                 <w:rStyle w:val="Hyperlink"/>
                 <w:noProof/>
               </w:rPr>
-              <w:t>25 References to the Sovereign</w:t>
+              <w:t>26 Cognate words</w:t>
             </w:r>
             <w:r>
               <w:rPr>
@@ -2413,7 +2485,7 @@
                 <w:noProof/>
                 <w:webHidden/>
               </w:rPr>
-              <w:instrText xml:space="preserve"> PAGEREF _Toc221646493 \h </w:instrText>
+              <w:instrText xml:space="preserve"> PAGEREF _Toc221744846 \h </w:instrText>
             </w:r>
             <w:r>
               <w:rPr>
@@ -2433,7 +2505,7 @@
                 <w:noProof/>
                 <w:webHidden/>
               </w:rPr>
-              <w:t>10</w:t>
+              <w:t>11</w:t>
             </w:r>
             <w:r>
               <w:rPr>
@@ -2458,13 +2530,13 @@
               <w:lang w:eastAsia="en-AU"/>
             </w:rPr>
           </w:pPr>
-          <w:hyperlink w:anchor="_Toc221646494" w:history="1">
+          <w:hyperlink w:anchor="_Toc221744847" w:history="1">
             <w:r>
               <w:rPr>
                 <w:rStyle w:val="Hyperlink"/>
                 <w:noProof/>
               </w:rPr>
-              <w:t>26 References to the Governor of NSW</w:t>
+              <w:t>27 Age</w:t>
             </w:r>
             <w:r>
               <w:rPr>
@@ -2485,7 +2557,7 @@
                 <w:noProof/>
                 <w:webHidden/>
               </w:rPr>
-              <w:instrText xml:space="preserve"> PAGEREF _Toc221646494 \h </w:instrText>
+              <w:instrText xml:space="preserve"> PAGEREF _Toc221744847 \h </w:instrText>
             </w:r>
             <w:r>
               <w:rPr>
@@ -2505,7 +2577,7 @@
                 <w:noProof/>
                 <w:webHidden/>
               </w:rPr>
-              <w:t>10</w:t>
+              <w:t>11</w:t>
             </w:r>
             <w:r>
               <w:rPr>
@@ -2530,13 +2602,13 @@
               <w:lang w:eastAsia="en-AU"/>
             </w:rPr>
           </w:pPr>
-          <w:hyperlink w:anchor="_Toc221646495" w:history="1">
+          <w:hyperlink w:anchor="_Toc221744848" w:history="1">
             <w:r>
               <w:rPr>
                 <w:rStyle w:val="Hyperlink"/>
                 <w:noProof/>
               </w:rPr>
-              <w:t>27 Parts of speech and grammatical forms</w:t>
+              <w:t>28 Gender and number</w:t>
             </w:r>
             <w:r>
               <w:rPr>
@@ -2557,7 +2629,7 @@
                 <w:noProof/>
                 <w:webHidden/>
               </w:rPr>
-              <w:instrText xml:space="preserve"> PAGEREF _Toc221646495 \h </w:instrText>
+              <w:instrText xml:space="preserve"> PAGEREF _Toc221744848 \h </w:instrText>
             </w:r>
             <w:r>
               <w:rPr>
@@ -2602,13 +2674,13 @@
               <w:lang w:eastAsia="en-AU"/>
             </w:rPr>
           </w:pPr>
-          <w:hyperlink w:anchor="_Toc221646496" w:history="1">
+          <w:hyperlink w:anchor="_Toc221744849" w:history="1">
             <w:r>
               <w:rPr>
                 <w:rStyle w:val="Hyperlink"/>
                 <w:noProof/>
               </w:rPr>
-              <w:t>28 Acting Board members</w:t>
+              <w:t>29 Material that is part of a By-law</w:t>
             </w:r>
             <w:r>
               <w:rPr>
@@ -2629,7 +2701,7 @@
                 <w:noProof/>
                 <w:webHidden/>
               </w:rPr>
-              <w:instrText xml:space="preserve"> PAGEREF _Toc221646496 \h </w:instrText>
+              <w:instrText xml:space="preserve"> PAGEREF _Toc221744849 \h </w:instrText>
             </w:r>
             <w:r>
               <w:rPr>
@@ -2674,13 +2746,13 @@
               <w:lang w:eastAsia="en-AU"/>
             </w:rPr>
           </w:pPr>
-          <w:hyperlink w:anchor="_Toc221646497" w:history="1">
+          <w:hyperlink w:anchor="_Toc221744850" w:history="1">
             <w:r>
               <w:rPr>
                 <w:rStyle w:val="Hyperlink"/>
                 <w:noProof/>
               </w:rPr>
-              <w:t>29 Compliance with forms</w:t>
+              <w:t>30 Construction of By-law to be subject to Constitution</w:t>
             </w:r>
             <w:r>
               <w:rPr>
@@ -2701,7 +2773,7 @@
                 <w:noProof/>
                 <w:webHidden/>
               </w:rPr>
-              <w:instrText xml:space="preserve"> PAGEREF _Toc221646497 \h </w:instrText>
+              <w:instrText xml:space="preserve"> PAGEREF _Toc221744850 \h </w:instrText>
             </w:r>
             <w:r>
               <w:rPr>
@@ -2721,7 +2793,7 @@
                 <w:noProof/>
                 <w:webHidden/>
               </w:rPr>
-              <w:t>11</w:t>
+              <w:t>12</w:t>
             </w:r>
             <w:r>
               <w:rPr>
@@ -2746,13 +2818,13 @@
               <w:lang w:eastAsia="en-AU"/>
             </w:rPr>
           </w:pPr>
-          <w:hyperlink w:anchor="_Toc221646498" w:history="1">
+          <w:hyperlink w:anchor="_Toc221744851" w:history="1">
             <w:r>
               <w:rPr>
                 <w:rStyle w:val="Hyperlink"/>
                 <w:noProof/>
               </w:rPr>
-              <w:t>30 Power to appoint includes power to re-appoint</w:t>
+              <w:t>31 Interpretation best achieving By-law or order’s purpose or object</w:t>
             </w:r>
             <w:r>
               <w:rPr>
@@ -2773,7 +2845,7 @@
                 <w:noProof/>
                 <w:webHidden/>
               </w:rPr>
-              <w:instrText xml:space="preserve"> PAGEREF _Toc221646498 \h </w:instrText>
+              <w:instrText xml:space="preserve"> PAGEREF _Toc221744851 \h </w:instrText>
             </w:r>
             <w:r>
               <w:rPr>
@@ -2793,7 +2865,583 @@
                 <w:noProof/>
                 <w:webHidden/>
               </w:rPr>
-              <w:t>11</w:t>
+              <w:t>12</w:t>
+            </w:r>
+            <w:r>
+              <w:rPr>
+                <w:noProof/>
+                <w:webHidden/>
+              </w:rPr>
+              <w:fldChar w:fldCharType="end"/>
+            </w:r>
+          </w:hyperlink>
+        </w:p>
+        <w:p>
+          <w:pPr>
+            <w:pStyle w:val="TOC3"/>
+            <w:tabs>
+              <w:tab w:val="right" w:leader="dot" w:pos="9060"/>
+            </w:tabs>
+            <w:rPr>
+              <w:rFonts w:eastAsiaTheme="minorEastAsia"/>
+              <w:noProof/>
+              <w:sz w:val="24"/>
+              <w:szCs w:val="24"/>
+              <w:lang w:eastAsia="en-AU"/>
+            </w:rPr>
+          </w:pPr>
+          <w:hyperlink w:anchor="_Toc221744852" w:history="1">
+            <w:r>
+              <w:rPr>
+                <w:rStyle w:val="Hyperlink"/>
+                <w:noProof/>
+              </w:rPr>
+              <w:t>32 Changes to style not to affect meaning</w:t>
+            </w:r>
+            <w:r>
+              <w:rPr>
+                <w:noProof/>
+                <w:webHidden/>
+              </w:rPr>
+              <w:tab/>
+            </w:r>
+            <w:r>
+              <w:rPr>
+                <w:noProof/>
+                <w:webHidden/>
+              </w:rPr>
+              <w:fldChar w:fldCharType="begin"/>
+            </w:r>
+            <w:r>
+              <w:rPr>
+                <w:noProof/>
+                <w:webHidden/>
+              </w:rPr>
+              <w:instrText xml:space="preserve"> PAGEREF _Toc221744852 \h </w:instrText>
+            </w:r>
+            <w:r>
+              <w:rPr>
+                <w:noProof/>
+                <w:webHidden/>
+              </w:rPr>
+            </w:r>
+            <w:r>
+              <w:rPr>
+                <w:noProof/>
+                <w:webHidden/>
+              </w:rPr>
+              <w:fldChar w:fldCharType="separate"/>
+            </w:r>
+            <w:r>
+              <w:rPr>
+                <w:noProof/>
+                <w:webHidden/>
+              </w:rPr>
+              <w:t>12</w:t>
+            </w:r>
+            <w:r>
+              <w:rPr>
+                <w:noProof/>
+                <w:webHidden/>
+              </w:rPr>
+              <w:fldChar w:fldCharType="end"/>
+            </w:r>
+          </w:hyperlink>
+        </w:p>
+        <w:p>
+          <w:pPr>
+            <w:pStyle w:val="TOC3"/>
+            <w:tabs>
+              <w:tab w:val="right" w:leader="dot" w:pos="9060"/>
+            </w:tabs>
+            <w:rPr>
+              <w:rFonts w:eastAsiaTheme="minorEastAsia"/>
+              <w:noProof/>
+              <w:sz w:val="24"/>
+              <w:szCs w:val="24"/>
+              <w:lang w:eastAsia="en-AU"/>
+            </w:rPr>
+          </w:pPr>
+          <w:hyperlink w:anchor="_Toc221744853" w:history="1">
+            <w:r>
+              <w:rPr>
+                <w:rStyle w:val="Hyperlink"/>
+                <w:noProof/>
+              </w:rPr>
+              <w:t>33 Examples</w:t>
+            </w:r>
+            <w:r>
+              <w:rPr>
+                <w:noProof/>
+                <w:webHidden/>
+              </w:rPr>
+              <w:tab/>
+            </w:r>
+            <w:r>
+              <w:rPr>
+                <w:noProof/>
+                <w:webHidden/>
+              </w:rPr>
+              <w:fldChar w:fldCharType="begin"/>
+            </w:r>
+            <w:r>
+              <w:rPr>
+                <w:noProof/>
+                <w:webHidden/>
+              </w:rPr>
+              <w:instrText xml:space="preserve"> PAGEREF _Toc221744853 \h </w:instrText>
+            </w:r>
+            <w:r>
+              <w:rPr>
+                <w:noProof/>
+                <w:webHidden/>
+              </w:rPr>
+            </w:r>
+            <w:r>
+              <w:rPr>
+                <w:noProof/>
+                <w:webHidden/>
+              </w:rPr>
+              <w:fldChar w:fldCharType="separate"/>
+            </w:r>
+            <w:r>
+              <w:rPr>
+                <w:noProof/>
+                <w:webHidden/>
+              </w:rPr>
+              <w:t>12</w:t>
+            </w:r>
+            <w:r>
+              <w:rPr>
+                <w:noProof/>
+                <w:webHidden/>
+              </w:rPr>
+              <w:fldChar w:fldCharType="end"/>
+            </w:r>
+          </w:hyperlink>
+        </w:p>
+        <w:p>
+          <w:pPr>
+            <w:pStyle w:val="TOC3"/>
+            <w:tabs>
+              <w:tab w:val="right" w:leader="dot" w:pos="9060"/>
+            </w:tabs>
+            <w:rPr>
+              <w:rFonts w:eastAsiaTheme="minorEastAsia"/>
+              <w:noProof/>
+              <w:sz w:val="24"/>
+              <w:szCs w:val="24"/>
+              <w:lang w:eastAsia="en-AU"/>
+            </w:rPr>
+          </w:pPr>
+          <w:hyperlink w:anchor="_Toc221744854" w:history="1">
+            <w:r>
+              <w:rPr>
+                <w:rStyle w:val="Hyperlink"/>
+                <w:noProof/>
+              </w:rPr>
+              <w:t>34 References to the Sovereign</w:t>
+            </w:r>
+            <w:r>
+              <w:rPr>
+                <w:noProof/>
+                <w:webHidden/>
+              </w:rPr>
+              <w:tab/>
+            </w:r>
+            <w:r>
+              <w:rPr>
+                <w:noProof/>
+                <w:webHidden/>
+              </w:rPr>
+              <w:fldChar w:fldCharType="begin"/>
+            </w:r>
+            <w:r>
+              <w:rPr>
+                <w:noProof/>
+                <w:webHidden/>
+              </w:rPr>
+              <w:instrText xml:space="preserve"> PAGEREF _Toc221744854 \h </w:instrText>
+            </w:r>
+            <w:r>
+              <w:rPr>
+                <w:noProof/>
+                <w:webHidden/>
+              </w:rPr>
+            </w:r>
+            <w:r>
+              <w:rPr>
+                <w:noProof/>
+                <w:webHidden/>
+              </w:rPr>
+              <w:fldChar w:fldCharType="separate"/>
+            </w:r>
+            <w:r>
+              <w:rPr>
+                <w:noProof/>
+                <w:webHidden/>
+              </w:rPr>
+              <w:t>12</w:t>
+            </w:r>
+            <w:r>
+              <w:rPr>
+                <w:noProof/>
+                <w:webHidden/>
+              </w:rPr>
+              <w:fldChar w:fldCharType="end"/>
+            </w:r>
+          </w:hyperlink>
+        </w:p>
+        <w:p>
+          <w:pPr>
+            <w:pStyle w:val="TOC3"/>
+            <w:tabs>
+              <w:tab w:val="right" w:leader="dot" w:pos="9060"/>
+            </w:tabs>
+            <w:rPr>
+              <w:rFonts w:eastAsiaTheme="minorEastAsia"/>
+              <w:noProof/>
+              <w:sz w:val="24"/>
+              <w:szCs w:val="24"/>
+              <w:lang w:eastAsia="en-AU"/>
+            </w:rPr>
+          </w:pPr>
+          <w:hyperlink w:anchor="_Toc221744855" w:history="1">
+            <w:r>
+              <w:rPr>
+                <w:rStyle w:val="Hyperlink"/>
+                <w:noProof/>
+              </w:rPr>
+              <w:t>35 References to the Governor of NSW</w:t>
+            </w:r>
+            <w:r>
+              <w:rPr>
+                <w:noProof/>
+                <w:webHidden/>
+              </w:rPr>
+              <w:tab/>
+            </w:r>
+            <w:r>
+              <w:rPr>
+                <w:noProof/>
+                <w:webHidden/>
+              </w:rPr>
+              <w:fldChar w:fldCharType="begin"/>
+            </w:r>
+            <w:r>
+              <w:rPr>
+                <w:noProof/>
+                <w:webHidden/>
+              </w:rPr>
+              <w:instrText xml:space="preserve"> PAGEREF _Toc221744855 \h </w:instrText>
+            </w:r>
+            <w:r>
+              <w:rPr>
+                <w:noProof/>
+                <w:webHidden/>
+              </w:rPr>
+            </w:r>
+            <w:r>
+              <w:rPr>
+                <w:noProof/>
+                <w:webHidden/>
+              </w:rPr>
+              <w:fldChar w:fldCharType="separate"/>
+            </w:r>
+            <w:r>
+              <w:rPr>
+                <w:noProof/>
+                <w:webHidden/>
+              </w:rPr>
+              <w:t>12</w:t>
+            </w:r>
+            <w:r>
+              <w:rPr>
+                <w:noProof/>
+                <w:webHidden/>
+              </w:rPr>
+              <w:fldChar w:fldCharType="end"/>
+            </w:r>
+          </w:hyperlink>
+        </w:p>
+        <w:p>
+          <w:pPr>
+            <w:pStyle w:val="TOC3"/>
+            <w:tabs>
+              <w:tab w:val="right" w:leader="dot" w:pos="9060"/>
+            </w:tabs>
+            <w:rPr>
+              <w:rFonts w:eastAsiaTheme="minorEastAsia"/>
+              <w:noProof/>
+              <w:sz w:val="24"/>
+              <w:szCs w:val="24"/>
+              <w:lang w:eastAsia="en-AU"/>
+            </w:rPr>
+          </w:pPr>
+          <w:hyperlink w:anchor="_Toc221744856" w:history="1">
+            <w:r>
+              <w:rPr>
+                <w:rStyle w:val="Hyperlink"/>
+                <w:noProof/>
+              </w:rPr>
+              <w:t>36 Parts of speech and grammatical forms</w:t>
+            </w:r>
+            <w:r>
+              <w:rPr>
+                <w:noProof/>
+                <w:webHidden/>
+              </w:rPr>
+              <w:tab/>
+            </w:r>
+            <w:r>
+              <w:rPr>
+                <w:noProof/>
+                <w:webHidden/>
+              </w:rPr>
+              <w:fldChar w:fldCharType="begin"/>
+            </w:r>
+            <w:r>
+              <w:rPr>
+                <w:noProof/>
+                <w:webHidden/>
+              </w:rPr>
+              <w:instrText xml:space="preserve"> PAGEREF _Toc221744856 \h </w:instrText>
+            </w:r>
+            <w:r>
+              <w:rPr>
+                <w:noProof/>
+                <w:webHidden/>
+              </w:rPr>
+            </w:r>
+            <w:r>
+              <w:rPr>
+                <w:noProof/>
+                <w:webHidden/>
+              </w:rPr>
+              <w:fldChar w:fldCharType="separate"/>
+            </w:r>
+            <w:r>
+              <w:rPr>
+                <w:noProof/>
+                <w:webHidden/>
+              </w:rPr>
+              <w:t>13</w:t>
+            </w:r>
+            <w:r>
+              <w:rPr>
+                <w:noProof/>
+                <w:webHidden/>
+              </w:rPr>
+              <w:fldChar w:fldCharType="end"/>
+            </w:r>
+          </w:hyperlink>
+        </w:p>
+        <w:p>
+          <w:pPr>
+            <w:pStyle w:val="TOC3"/>
+            <w:tabs>
+              <w:tab w:val="right" w:leader="dot" w:pos="9060"/>
+            </w:tabs>
+            <w:rPr>
+              <w:rFonts w:eastAsiaTheme="minorEastAsia"/>
+              <w:noProof/>
+              <w:sz w:val="24"/>
+              <w:szCs w:val="24"/>
+              <w:lang w:eastAsia="en-AU"/>
+            </w:rPr>
+          </w:pPr>
+          <w:hyperlink w:anchor="_Toc221744857" w:history="1">
+            <w:r>
+              <w:rPr>
+                <w:rStyle w:val="Hyperlink"/>
+                <w:noProof/>
+              </w:rPr>
+              <w:t>37 Acting Board members</w:t>
+            </w:r>
+            <w:r>
+              <w:rPr>
+                <w:noProof/>
+                <w:webHidden/>
+              </w:rPr>
+              <w:tab/>
+            </w:r>
+            <w:r>
+              <w:rPr>
+                <w:noProof/>
+                <w:webHidden/>
+              </w:rPr>
+              <w:fldChar w:fldCharType="begin"/>
+            </w:r>
+            <w:r>
+              <w:rPr>
+                <w:noProof/>
+                <w:webHidden/>
+              </w:rPr>
+              <w:instrText xml:space="preserve"> PAGEREF _Toc221744857 \h </w:instrText>
+            </w:r>
+            <w:r>
+              <w:rPr>
+                <w:noProof/>
+                <w:webHidden/>
+              </w:rPr>
+            </w:r>
+            <w:r>
+              <w:rPr>
+                <w:noProof/>
+                <w:webHidden/>
+              </w:rPr>
+              <w:fldChar w:fldCharType="separate"/>
+            </w:r>
+            <w:r>
+              <w:rPr>
+                <w:noProof/>
+                <w:webHidden/>
+              </w:rPr>
+              <w:t>13</w:t>
+            </w:r>
+            <w:r>
+              <w:rPr>
+                <w:noProof/>
+                <w:webHidden/>
+              </w:rPr>
+              <w:fldChar w:fldCharType="end"/>
+            </w:r>
+          </w:hyperlink>
+        </w:p>
+        <w:p>
+          <w:pPr>
+            <w:pStyle w:val="TOC3"/>
+            <w:tabs>
+              <w:tab w:val="right" w:leader="dot" w:pos="9060"/>
+            </w:tabs>
+            <w:rPr>
+              <w:rFonts w:eastAsiaTheme="minorEastAsia"/>
+              <w:noProof/>
+              <w:sz w:val="24"/>
+              <w:szCs w:val="24"/>
+              <w:lang w:eastAsia="en-AU"/>
+            </w:rPr>
+          </w:pPr>
+          <w:hyperlink w:anchor="_Toc221744858" w:history="1">
+            <w:r>
+              <w:rPr>
+                <w:rStyle w:val="Hyperlink"/>
+                <w:noProof/>
+              </w:rPr>
+              <w:t>38 Compliance with forms</w:t>
+            </w:r>
+            <w:r>
+              <w:rPr>
+                <w:noProof/>
+                <w:webHidden/>
+              </w:rPr>
+              <w:tab/>
+            </w:r>
+            <w:r>
+              <w:rPr>
+                <w:noProof/>
+                <w:webHidden/>
+              </w:rPr>
+              <w:fldChar w:fldCharType="begin"/>
+            </w:r>
+            <w:r>
+              <w:rPr>
+                <w:noProof/>
+                <w:webHidden/>
+              </w:rPr>
+              <w:instrText xml:space="preserve"> PAGEREF _Toc221744858 \h </w:instrText>
+            </w:r>
+            <w:r>
+              <w:rPr>
+                <w:noProof/>
+                <w:webHidden/>
+              </w:rPr>
+            </w:r>
+            <w:r>
+              <w:rPr>
+                <w:noProof/>
+                <w:webHidden/>
+              </w:rPr>
+              <w:fldChar w:fldCharType="separate"/>
+            </w:r>
+            <w:r>
+              <w:rPr>
+                <w:noProof/>
+                <w:webHidden/>
+              </w:rPr>
+              <w:t>13</w:t>
+            </w:r>
+            <w:r>
+              <w:rPr>
+                <w:noProof/>
+                <w:webHidden/>
+              </w:rPr>
+              <w:fldChar w:fldCharType="end"/>
+            </w:r>
+          </w:hyperlink>
+        </w:p>
+        <w:p>
+          <w:pPr>
+            <w:pStyle w:val="TOC3"/>
+            <w:tabs>
+              <w:tab w:val="right" w:leader="dot" w:pos="9060"/>
+            </w:tabs>
+            <w:rPr>
+              <w:rFonts w:eastAsiaTheme="minorEastAsia"/>
+              <w:noProof/>
+              <w:sz w:val="24"/>
+              <w:szCs w:val="24"/>
+              <w:lang w:eastAsia="en-AU"/>
+            </w:rPr>
+          </w:pPr>
+          <w:hyperlink w:anchor="_Toc221744859" w:history="1">
+            <w:r>
+              <w:rPr>
+                <w:rStyle w:val="Hyperlink"/>
+                <w:noProof/>
+              </w:rPr>
+              <w:t>39 Power to appoint includes power to re-appoint</w:t>
+            </w:r>
+            <w:r>
+              <w:rPr>
+                <w:noProof/>
+                <w:webHidden/>
+              </w:rPr>
+              <w:tab/>
+            </w:r>
+            <w:r>
+              <w:rPr>
+                <w:noProof/>
+                <w:webHidden/>
+              </w:rPr>
+              <w:fldChar w:fldCharType="begin"/>
+            </w:r>
+            <w:r>
+              <w:rPr>
+                <w:noProof/>
+                <w:webHidden/>
+              </w:rPr>
+              <w:instrText xml:space="preserve"> PAGEREF _Toc221744859 \h </w:instrText>
+            </w:r>
+            <w:r>
+              <w:rPr>
+                <w:noProof/>
+                <w:webHidden/>
+              </w:rPr>
+            </w:r>
+            <w:r>
+              <w:rPr>
+                <w:noProof/>
+                <w:webHidden/>
+              </w:rPr>
+              <w:fldChar w:fldCharType="separate"/>
+            </w:r>
+            <w:r>
+              <w:rPr>
+                <w:noProof/>
+                <w:webHidden/>
+              </w:rPr>
+              <w:t>13</w:t>
             </w:r>
             <w:r>
               <w:rPr>
@@ -2818,7 +3466,7 @@
               <w:lang w:eastAsia="en-AU"/>
             </w:rPr>
           </w:pPr>
-          <w:hyperlink w:anchor="_Toc221646499" w:history="1">
+          <w:hyperlink w:anchor="_Toc221744860" w:history="1">
             <w:r>
               <w:rPr>
                 <w:rStyle w:val="Hyperlink"/>
@@ -2845,7 +3493,7 @@
                 <w:noProof/>
                 <w:webHidden/>
               </w:rPr>
-              <w:instrText xml:space="preserve"> PAGEREF _Toc221646499 \h </w:instrText>
+              <w:instrText xml:space="preserve"> PAGEREF _Toc221744860 \h </w:instrText>
             </w:r>
             <w:r>
               <w:rPr>
@@ -2865,7 +3513,7 @@
                 <w:noProof/>
                 <w:webHidden/>
               </w:rPr>
-              <w:t>11</w:t>
+              <w:t>13</w:t>
             </w:r>
             <w:r>
               <w:rPr>
@@ -2890,13 +3538,13 @@
               <w:lang w:eastAsia="en-AU"/>
             </w:rPr>
           </w:pPr>
-          <w:hyperlink w:anchor="_Toc221646500" w:history="1">
+          <w:hyperlink w:anchor="_Toc221744861" w:history="1">
             <w:r>
               <w:rPr>
                 <w:rStyle w:val="Hyperlink"/>
                 <w:noProof/>
               </w:rPr>
-              <w:t>31 Making of orders</w:t>
+              <w:t>40 Making of orders</w:t>
             </w:r>
             <w:r>
               <w:rPr>
@@ -2917,7 +3565,7 @@
                 <w:noProof/>
                 <w:webHidden/>
               </w:rPr>
-              <w:instrText xml:space="preserve"> PAGEREF _Toc221646500 \h </w:instrText>
+              <w:instrText xml:space="preserve"> PAGEREF _Toc221744861 \h </w:instrText>
             </w:r>
             <w:r>
               <w:rPr>
@@ -2937,7 +3585,7 @@
                 <w:noProof/>
                 <w:webHidden/>
               </w:rPr>
-              <w:t>11</w:t>
+              <w:t>13</w:t>
             </w:r>
             <w:r>
               <w:rPr>
@@ -2962,13 +3610,13 @@
               <w:lang w:eastAsia="en-AU"/>
             </w:rPr>
           </w:pPr>
-          <w:hyperlink w:anchor="_Toc221646501" w:history="1">
+          <w:hyperlink w:anchor="_Toc221744862" w:history="1">
             <w:r>
               <w:rPr>
                 <w:rStyle w:val="Hyperlink"/>
                 <w:noProof/>
               </w:rPr>
-              <w:t>32 Disallowance of orders</w:t>
+              <w:t>41 Disallowance of orders</w:t>
             </w:r>
             <w:r>
               <w:rPr>
@@ -2989,7 +3637,7 @@
                 <w:noProof/>
                 <w:webHidden/>
               </w:rPr>
-              <w:instrText xml:space="preserve"> PAGEREF _Toc221646501 \h </w:instrText>
+              <w:instrText xml:space="preserve"> PAGEREF _Toc221744862 \h </w:instrText>
             </w:r>
             <w:r>
               <w:rPr>
@@ -3009,7 +3657,7 @@
                 <w:noProof/>
                 <w:webHidden/>
               </w:rPr>
-              <w:t>11</w:t>
+              <w:t>13</w:t>
             </w:r>
             <w:r>
               <w:rPr>
@@ -3034,13 +3682,13 @@
               <w:lang w:eastAsia="en-AU"/>
             </w:rPr>
           </w:pPr>
-          <w:hyperlink w:anchor="_Toc221646502" w:history="1">
+          <w:hyperlink w:anchor="_Toc221744863" w:history="1">
             <w:r>
               <w:rPr>
                 <w:rStyle w:val="Hyperlink"/>
                 <w:noProof/>
               </w:rPr>
-              <w:t>33 Presumption of validity</w:t>
+              <w:t>42 Presumption of validity</w:t>
             </w:r>
             <w:r>
               <w:rPr>
@@ -3061,7 +3709,7 @@
                 <w:noProof/>
                 <w:webHidden/>
               </w:rPr>
-              <w:instrText xml:space="preserve"> PAGEREF _Toc221646502 \h </w:instrText>
+              <w:instrText xml:space="preserve"> PAGEREF _Toc221744863 \h </w:instrText>
             </w:r>
             <w:r>
               <w:rPr>
@@ -3081,7 +3729,7 @@
                 <w:noProof/>
                 <w:webHidden/>
               </w:rPr>
-              <w:t>12</w:t>
+              <w:t>14</w:t>
             </w:r>
             <w:r>
               <w:rPr>
@@ -3144,7 +3792,7 @@
       <w:pPr>
         <w:pStyle w:val="Heading1"/>
       </w:pPr>
-      <w:bookmarkStart w:id="0" w:name="_Toc221646464"/>
+      <w:bookmarkStart w:id="0" w:name="_Toc221744816"/>
       <w:r>
         <w:t>Part</w:t>
       </w:r>
@@ -3160,7 +3808,7 @@
       <w:pPr>
         <w:pStyle w:val="Heading3"/>
       </w:pPr>
-      <w:bookmarkStart w:id="1" w:name="_Toc221646465"/>
+      <w:bookmarkStart w:id="1" w:name="_Toc221744817"/>
       <w:r>
         <w:t>Short title</w:t>
       </w:r>
@@ -3217,7 +3865,7 @@
       <w:pPr>
         <w:pStyle w:val="Heading3"/>
       </w:pPr>
-      <w:bookmarkStart w:id="2" w:name="_Toc221646466"/>
+      <w:bookmarkStart w:id="2" w:name="_Toc221744818"/>
       <w:r>
         <w:t>Commencement</w:t>
       </w:r>
@@ -3252,7 +3900,7 @@
       <w:pPr>
         <w:pStyle w:val="Heading3"/>
       </w:pPr>
-      <w:bookmarkStart w:id="3" w:name="_Toc221646467"/>
+      <w:bookmarkStart w:id="3" w:name="_Toc221744819"/>
       <w:r>
         <w:t>Application of By-Law</w:t>
       </w:r>
@@ -3281,7 +3929,7 @@
       <w:pPr>
         <w:pStyle w:val="Heading3"/>
       </w:pPr>
-      <w:bookmarkStart w:id="4" w:name="_Toc221646468"/>
+      <w:bookmarkStart w:id="4" w:name="_Toc221744820"/>
       <w:r>
         <w:t>Precedent</w:t>
       </w:r>
@@ -3310,11 +3958,164 @@
       <w:pPr>
         <w:pStyle w:val="Heading3"/>
       </w:pPr>
-      <w:bookmarkStart w:id="5" w:name="_Toc221646469"/>
+      <w:bookmarkStart w:id="5" w:name="_Toc221744821"/>
+      <w:r>
+        <w:t>Composition of Western Sydney</w:t>
+      </w:r>
+      <w:bookmarkEnd w:id="5"/>
+    </w:p>
+    <w:p>
+      <w:pPr>
+        <w:pStyle w:val="BodyText"/>
+      </w:pPr>
+      <w:r>
+        <w:t xml:space="preserve">The </w:t>
+      </w:r>
+      <w:r>
+        <w:rPr>
+          <w:b/>
+          <w:bCs/>
+          <w:i/>
+          <w:iCs/>
+        </w:rPr>
+        <w:t>Western Sydney</w:t>
+      </w:r>
+      <w:r>
+        <w:rPr>
+          <w:i/>
+          <w:iCs/>
+        </w:rPr>
+        <w:t xml:space="preserve"> </w:t>
+      </w:r>
+      <w:r>
+        <w:t>region</w:t>
+      </w:r>
+      <w:r>
+        <w:t xml:space="preserve"> means the region comprising of the following local government areas:</w:t>
+      </w:r>
+    </w:p>
+    <w:p>
+      <w:pPr>
+        <w:pStyle w:val="BodyText"/>
+        <w:numPr>
+          <w:ilvl w:val="1"/>
+          <w:numId w:val="53"/>
+        </w:numPr>
+      </w:pPr>
+      <w:r>
+        <w:t>Blacktown</w:t>
+      </w:r>
+      <w:r>
+        <w:t>,</w:t>
+      </w:r>
+    </w:p>
+    <w:p>
+      <w:pPr>
+        <w:pStyle w:val="BodyText"/>
+        <w:numPr>
+          <w:ilvl w:val="1"/>
+          <w:numId w:val="53"/>
+        </w:numPr>
+      </w:pPr>
+      <w:r>
+        <w:t>Blue Mountains</w:t>
+      </w:r>
+      <w:r>
+        <w:t>,</w:t>
+      </w:r>
+    </w:p>
+    <w:p>
+      <w:pPr>
+        <w:pStyle w:val="BodyText"/>
+        <w:numPr>
+          <w:ilvl w:val="1"/>
+          <w:numId w:val="53"/>
+        </w:numPr>
+      </w:pPr>
+      <w:r>
+        <w:t>Cumberland</w:t>
+      </w:r>
+      <w:r>
+        <w:t>,</w:t>
+      </w:r>
+    </w:p>
+    <w:p>
+      <w:pPr>
+        <w:pStyle w:val="BodyText"/>
+        <w:numPr>
+          <w:ilvl w:val="1"/>
+          <w:numId w:val="53"/>
+        </w:numPr>
+      </w:pPr>
+      <w:r>
+        <w:t>Hawkesbury</w:t>
+      </w:r>
+      <w:r>
+        <w:t>,</w:t>
+      </w:r>
+    </w:p>
+    <w:p>
+      <w:pPr>
+        <w:pStyle w:val="BodyText"/>
+        <w:numPr>
+          <w:ilvl w:val="1"/>
+          <w:numId w:val="53"/>
+        </w:numPr>
+      </w:pPr>
+      <w:r>
+        <w:t>Liverpool</w:t>
+      </w:r>
+      <w:r>
+        <w:t>.</w:t>
+      </w:r>
+    </w:p>
+    <w:p>
+      <w:pPr>
+        <w:pStyle w:val="BodyText"/>
+      </w:pPr>
+      <w:r>
+        <w:t>The Chairman-General may, by order</w:t>
+      </w:r>
+      <w:r>
+        <w:t>:</w:t>
+      </w:r>
+    </w:p>
+    <w:p>
+      <w:pPr>
+        <w:pStyle w:val="BodyText"/>
+        <w:numPr>
+          <w:ilvl w:val="1"/>
+          <w:numId w:val="53"/>
+        </w:numPr>
+      </w:pPr>
+      <w:r>
+        <w:t>extend or reduce the Western Sydney region</w:t>
+      </w:r>
+      <w:r>
+        <w:t>, or</w:t>
+      </w:r>
+    </w:p>
+    <w:p>
+      <w:pPr>
+        <w:pStyle w:val="BodyText"/>
+        <w:numPr>
+          <w:ilvl w:val="1"/>
+          <w:numId w:val="53"/>
+        </w:numPr>
+      </w:pPr>
+      <w:r>
+        <w:t>rename a local government area.</w:t>
+      </w:r>
+    </w:p>
+    <w:p>
+      <w:pPr>
+        <w:pStyle w:val="Heading3"/>
+      </w:pPr>
+      <w:bookmarkStart w:id="6" w:name="_Toc221744822"/>
       <w:r>
         <w:t>Definitions</w:t>
       </w:r>
-      <w:bookmarkEnd w:id="5"/>
+      <w:bookmarkEnd w:id="6"/>
     </w:p>
     <w:p>
       <w:pPr>
@@ -3467,38 +4268,8 @@
           <w:i/>
           <w:iCs/>
         </w:rPr>
-        <w:t xml:space="preserve">office-bearer-general </w:t>
-      </w:r>
-      <w:r>
-        <w:t xml:space="preserve">means an office-bearer-general in the Constitution. </w:t>
-      </w:r>
-    </w:p>
-    <w:p>
-      <w:pPr>
-        <w:pStyle w:val="BodyText"/>
-        <w:numPr>
-          <w:ilvl w:val="0"/>
-          <w:numId w:val="0"/>
-        </w:numPr>
-        <w:ind w:left="1080"/>
-      </w:pPr>
-      <w:r>
-        <w:rPr>
-          <w:b/>
-          <w:bCs/>
-          <w:i/>
-          <w:iCs/>
-        </w:rPr>
-        <w:t>t</w:t>
-      </w:r>
-      <w:r>
-        <w:rPr>
-          <w:b/>
-          <w:bCs/>
-          <w:i/>
-          <w:iCs/>
-        </w:rPr>
-        <w:t>ypo</w:t>
+        <w:lastRenderedPageBreak/>
+        <w:t>Typo</w:t>
       </w:r>
       <w:r>
         <w:rPr>
@@ -3519,7 +4290,7 @@
         <w:t xml:space="preserve"> </w:t>
       </w:r>
       <w:r>
-        <w:t>mean</w:t>
+        <w:t>means</w:t>
       </w:r>
       <w:r>
         <w:t xml:space="preserve"> a spelling or transposition mistake made in the typing of printed or electronic material.</w:t>
@@ -3530,11 +4301,23 @@
     </w:p>
     <w:p>
       <w:pPr>
+        <w:pStyle w:val="Heading1"/>
+      </w:pPr>
+      <w:bookmarkStart w:id="7" w:name="_Toc221744823"/>
+      <w:r>
+        <w:t>Part 2—Commencement of By-laws</w:t>
+      </w:r>
+      <w:bookmarkEnd w:id="7"/>
+    </w:p>
+    <w:p>
+      <w:pPr>
         <w:pStyle w:val="Heading3"/>
       </w:pPr>
-      <w:r>
-        <w:t>Delegation of functions</w:t>
-      </w:r>
+      <w:bookmarkStart w:id="8" w:name="_Toc221744824"/>
+      <w:r>
+        <w:t>When By-laws come into operation</w:t>
+      </w:r>
+      <w:bookmarkEnd w:id="8"/>
     </w:p>
     <w:p>
       <w:pPr>
@@ -3546,34 +4329,323 @@
         <w:ind w:left="1080"/>
       </w:pPr>
       <w:r>
-        <w:t>A</w:t>
-      </w:r>
-      <w:r>
-        <w:t xml:space="preserve">n office-bearer-general </w:t>
-      </w:r>
-      <w:r>
-        <w:t xml:space="preserve">granted functions under this By-law may delegate to a Board member or office-bearer any of the functions (other than the power of delegation). </w:t>
+        <w:t>If a By-law or a provision of a By-law is expressed to come into operation on a particular day (whether the expression “come into operation” or “commence” is used), it comes into operation at the start of the day.</w:t>
+      </w:r>
+    </w:p>
+    <w:p>
+      <w:pPr>
+        <w:pStyle w:val="Heading3"/>
+      </w:pPr>
+      <w:bookmarkStart w:id="9" w:name="_Toc221744825"/>
+      <w:r>
+        <w:t>Commencements of By-laws</w:t>
+      </w:r>
+      <w:bookmarkEnd w:id="9"/>
+    </w:p>
+    <w:p>
+      <w:pPr>
+        <w:pStyle w:val="BodyText"/>
+        <w:numPr>
+          <w:ilvl w:val="0"/>
+          <w:numId w:val="109"/>
+        </w:numPr>
+      </w:pPr>
+      <w:r>
+        <w:t>This section does not apply to a By-law so far as it provides for its commencement.</w:t>
+      </w:r>
+    </w:p>
+    <w:p>
+      <w:pPr>
+        <w:pStyle w:val="BodyText"/>
+      </w:pPr>
+      <w:r>
+        <w:t xml:space="preserve">A By-law commences on the </w:t>
+      </w:r>
+      <w:r>
+        <w:t>14th</w:t>
+      </w:r>
+      <w:r>
+        <w:t xml:space="preserve"> day after the day on which that </w:t>
+      </w:r>
+      <w:r>
+        <w:t>By-law</w:t>
+      </w:r>
+      <w:r>
+        <w:t xml:space="preserve"> </w:t>
+      </w:r>
+      <w:r>
+        <w:t>is passed by the association-in-meeting-general.</w:t>
       </w:r>
     </w:p>
     <w:p>
       <w:pPr>
         <w:pStyle w:val="Heading1"/>
       </w:pPr>
-      <w:bookmarkStart w:id="6" w:name="_Toc221646470"/>
-      <w:r>
-        <w:t>Part 2—Commencement of By-laws</w:t>
-      </w:r>
-      <w:bookmarkEnd w:id="6"/>
+      <w:bookmarkStart w:id="10" w:name="_Toc221744826"/>
+      <w:r>
+        <w:t xml:space="preserve">Part 3—Correction of </w:t>
+      </w:r>
+      <w:r>
+        <w:t>typographical errors</w:t>
+      </w:r>
+      <w:bookmarkEnd w:id="10"/>
     </w:p>
     <w:p>
       <w:pPr>
         <w:pStyle w:val="Heading3"/>
       </w:pPr>
-      <w:bookmarkStart w:id="7" w:name="_Toc221646471"/>
-      <w:r>
-        <w:t>When By-laws come into operation</w:t>
-      </w:r>
-      <w:bookmarkEnd w:id="7"/>
+      <w:bookmarkStart w:id="11" w:name="_Toc221744827"/>
+      <w:r>
+        <w:t>Order to correct ty</w:t>
+      </w:r>
+      <w:r>
+        <w:t>pographical errors</w:t>
+      </w:r>
+      <w:bookmarkEnd w:id="11"/>
+    </w:p>
+    <w:p>
+      <w:pPr>
+        <w:pStyle w:val="BodyText"/>
+        <w:numPr>
+          <w:ilvl w:val="0"/>
+          <w:numId w:val="95"/>
+        </w:numPr>
+      </w:pPr>
+      <w:r>
+        <w:t xml:space="preserve">The Board </w:t>
+      </w:r>
+      <w:r>
+        <w:t>may, by order,</w:t>
+      </w:r>
+      <w:r>
+        <w:t xml:space="preserve"> amend a By-law for the sole purpose of correcting </w:t>
+      </w:r>
+      <w:r>
+        <w:t>typographical errors</w:t>
+      </w:r>
+      <w:r>
+        <w:t>.</w:t>
+      </w:r>
+    </w:p>
+    <w:p>
+      <w:pPr>
+        <w:pStyle w:val="BodyText"/>
+        <w:numPr>
+          <w:ilvl w:val="0"/>
+          <w:numId w:val="95"/>
+        </w:numPr>
+      </w:pPr>
+      <w:r>
+        <w:t>The Board may, by order under subsection (1),</w:t>
+      </w:r>
+      <w:r>
+        <w:t xml:space="preserve"> amend a By-law to correct formatting errors.</w:t>
+      </w:r>
+    </w:p>
+    <w:p>
+      <w:pPr>
+        <w:pStyle w:val="Heading1"/>
+      </w:pPr>
+      <w:bookmarkStart w:id="12" w:name="_Toc221744828"/>
+      <w:r>
+        <w:t xml:space="preserve">Part </w:t>
+      </w:r>
+      <w:r>
+        <w:t>4</w:t>
+      </w:r>
+      <w:r>
+        <w:t>—Amendment, repeal and expiry of By-laws</w:t>
+      </w:r>
+      <w:bookmarkEnd w:id="12"/>
+    </w:p>
+    <w:p>
+      <w:pPr>
+        <w:pStyle w:val="Heading3"/>
+      </w:pPr>
+      <w:bookmarkStart w:id="13" w:name="_Toc221744829"/>
+      <w:r>
+        <w:t>Effect of repeal or amendment of By-law</w:t>
+      </w:r>
+      <w:bookmarkEnd w:id="13"/>
+    </w:p>
+    <w:p>
+      <w:pPr>
+        <w:pStyle w:val="BodyText"/>
+        <w:numPr>
+          <w:ilvl w:val="0"/>
+          <w:numId w:val="94"/>
+        </w:numPr>
+      </w:pPr>
+      <w:r>
+        <w:t>The repeal of a By-law, or of a part of a By-law, that repealed a By-law (the old By-law) or part (the old part) of a By-law does not revive the old By-law or old part, unless express provision is made for the revival.</w:t>
+      </w:r>
+    </w:p>
+    <w:p>
+      <w:pPr>
+        <w:pStyle w:val="BodyText"/>
+        <w:numPr>
+          <w:ilvl w:val="0"/>
+          <w:numId w:val="94"/>
+        </w:numPr>
+      </w:pPr>
+      <w:r>
+        <w:t xml:space="preserve">If a By-law, or an order under a By-law, repeals or amends a By-law (the affected By-law) or a part of </w:t>
+      </w:r>
+      <w:r>
+        <w:t>a</w:t>
+      </w:r>
+      <w:r>
+        <w:t xml:space="preserve"> By-law, then the repeal or amendment does not:</w:t>
+      </w:r>
+    </w:p>
+    <w:p>
+      <w:pPr>
+        <w:pStyle w:val="BodyText"/>
+        <w:numPr>
+          <w:ilvl w:val="1"/>
+          <w:numId w:val="94"/>
+        </w:numPr>
+      </w:pPr>
+      <w:r>
+        <w:lastRenderedPageBreak/>
+        <w:t>revive anything not in force or existing at the time at which the repeal or amendment takes effect; or</w:t>
+      </w:r>
+    </w:p>
+    <w:p>
+      <w:pPr>
+        <w:pStyle w:val="BodyText"/>
+        <w:numPr>
+          <w:ilvl w:val="1"/>
+          <w:numId w:val="94"/>
+        </w:numPr>
+      </w:pPr>
+      <w:r>
+        <w:t xml:space="preserve">affect the previous operation of the affected By-law or part (including any amendment made by the affected By-law or part), or anything duly done or suffered under the affected </w:t>
+      </w:r>
+      <w:r>
+        <w:t xml:space="preserve">By-law </w:t>
+      </w:r>
+      <w:r>
+        <w:t>or part; or</w:t>
+      </w:r>
+    </w:p>
+    <w:p>
+      <w:pPr>
+        <w:pStyle w:val="BodyText"/>
+        <w:numPr>
+          <w:ilvl w:val="1"/>
+          <w:numId w:val="94"/>
+        </w:numPr>
+      </w:pPr>
+      <w:r>
+        <w:t>affect any right, privilege, obligation or liability acquired, accrued or incurred under the affected By-law or part; or</w:t>
+      </w:r>
+    </w:p>
+    <w:p>
+      <w:pPr>
+        <w:pStyle w:val="BodyText"/>
+        <w:numPr>
+          <w:ilvl w:val="1"/>
+          <w:numId w:val="94"/>
+        </w:numPr>
+      </w:pPr>
+      <w:r>
+        <w:t>affect any penalty, forfeiture or punishment incurred in respect of any offence committed against the affected By-law or part; or</w:t>
+      </w:r>
+    </w:p>
+    <w:p>
+      <w:pPr>
+        <w:pStyle w:val="BodyText"/>
+        <w:numPr>
+          <w:ilvl w:val="1"/>
+          <w:numId w:val="94"/>
+        </w:numPr>
+      </w:pPr>
+      <w:r>
+        <w:t>affect any investigation, legal proceeding or remedy in respect of any such right, privilege, obligation, liability, penalty, forfeiture or punishment.</w:t>
+      </w:r>
+    </w:p>
+    <w:p>
+      <w:pPr>
+        <w:pStyle w:val="BodyText"/>
+        <w:numPr>
+          <w:ilvl w:val="0"/>
+          <w:numId w:val="94"/>
+        </w:numPr>
+      </w:pPr>
+      <w:r>
+        <w:t>A reference in subsection (1) or (2) to the repeal or amendment of a By-law or of a part of a By-law includes a reference to:</w:t>
+      </w:r>
+    </w:p>
+    <w:p>
+      <w:pPr>
+        <w:pStyle w:val="BodyText"/>
+        <w:numPr>
+          <w:ilvl w:val="1"/>
+          <w:numId w:val="94"/>
+        </w:numPr>
+      </w:pPr>
+      <w:r>
+        <w:t xml:space="preserve">a repeal or amendment effected by implication; and </w:t>
+      </w:r>
+    </w:p>
+    <w:p>
+      <w:pPr>
+        <w:pStyle w:val="BodyText"/>
+        <w:numPr>
+          <w:ilvl w:val="1"/>
+          <w:numId w:val="94"/>
+        </w:numPr>
+      </w:pPr>
+      <w:r>
+        <w:t>the expiry, lapsing or cessation of effect of the By-law or part; and</w:t>
+      </w:r>
+    </w:p>
+    <w:p>
+      <w:pPr>
+        <w:pStyle w:val="BodyText"/>
+        <w:numPr>
+          <w:ilvl w:val="1"/>
+          <w:numId w:val="94"/>
+        </w:numPr>
+      </w:pPr>
+      <w:r>
+        <w:t>the abrogation or limitation of the effect of the By-law or part; and</w:t>
+      </w:r>
+    </w:p>
+    <w:p>
+      <w:pPr>
+        <w:pStyle w:val="BodyText"/>
+        <w:numPr>
+          <w:ilvl w:val="1"/>
+          <w:numId w:val="94"/>
+        </w:numPr>
+      </w:pPr>
+      <w:r>
+        <w:t>the exclusion of the application of the By-law or part to any person, subject-matter or circumstance.</w:t>
+      </w:r>
+    </w:p>
+    <w:p>
+      <w:pPr>
+        <w:pStyle w:val="BodyText"/>
+        <w:numPr>
+          <w:ilvl w:val="0"/>
+          <w:numId w:val="94"/>
+        </w:numPr>
+      </w:pPr>
+      <w:r>
+        <w:t>A reference in this section to a part of a By-law includes a reference to any provision of, or words, figures, drawings or symbols in, a By-law.</w:t>
+      </w:r>
+    </w:p>
+    <w:p>
+      <w:pPr>
+        <w:pStyle w:val="Heading3"/>
+      </w:pPr>
+      <w:bookmarkStart w:id="14" w:name="_Toc221744830"/>
+      <w:r>
+        <w:t>References to amended or re-enacted By-laws</w:t>
+      </w:r>
+      <w:bookmarkEnd w:id="14"/>
     </w:p>
     <w:p>
       <w:pPr>
@@ -3585,145 +4657,154 @@
         <w:ind w:left="1080"/>
       </w:pPr>
       <w:r>
-        <w:t>If a By-law or a provision of a By-law is expressed to come into operation on a particular day (whether the expression “come into operation” or “commence” is used), it comes into operation at the start of the day.</w:t>
+        <w:t>Where a</w:t>
+      </w:r>
+      <w:r>
+        <w:t xml:space="preserve"> By-law </w:t>
+      </w:r>
+      <w:r>
+        <w:t xml:space="preserve">contains a reference to a short title that is or was provided by law for the citation of another </w:t>
+      </w:r>
+      <w:r>
+        <w:t>By-law</w:t>
+      </w:r>
+      <w:r>
+        <w:t xml:space="preserve"> as originally enacted, or of another </w:t>
+      </w:r>
+      <w:r>
+        <w:t>By-law</w:t>
+      </w:r>
+      <w:r>
+        <w:t xml:space="preserve"> as amended, then:</w:t>
+      </w:r>
+    </w:p>
+    <w:p>
+      <w:pPr>
+        <w:pStyle w:val="BodyText"/>
+        <w:numPr>
+          <w:ilvl w:val="1"/>
+          <w:numId w:val="96"/>
+        </w:numPr>
+      </w:pPr>
+      <w:r>
+        <w:t>the reference shall be construed as a reference to that other By-law  as originally enacted and as amended from time to time; and</w:t>
+      </w:r>
+    </w:p>
+    <w:p>
+      <w:pPr>
+        <w:pStyle w:val="BodyText"/>
+        <w:numPr>
+          <w:ilvl w:val="1"/>
+          <w:numId w:val="96"/>
+        </w:numPr>
+      </w:pPr>
+      <w:r>
+        <w:t>where that other By-law has been repealed and re-enacted, with or without modifications, the reference shall be construed as including a reference to the re-enacted By-law as originally enacted and as amended from time to time; and</w:t>
+      </w:r>
+    </w:p>
+    <w:p>
+      <w:pPr>
+        <w:pStyle w:val="BodyText"/>
+        <w:numPr>
+          <w:ilvl w:val="1"/>
+          <w:numId w:val="96"/>
+        </w:numPr>
+      </w:pPr>
+      <w:r>
+        <w:t>if a provision of the other By-law is repealed and re-enacted (including where the other By-law is repealed and re-enacted), with or without modifications, a reference to the repealed provision extends to any corresponding re-enacted provision (whether or not the re-enacted provision has the same number as the repealed provision).</w:t>
       </w:r>
     </w:p>
     <w:p>
       <w:pPr>
         <w:pStyle w:val="Heading3"/>
       </w:pPr>
-      <w:bookmarkStart w:id="8" w:name="_Toc221646472"/>
+      <w:bookmarkStart w:id="15" w:name="_Toc221744831"/>
       <w:r>
         <w:lastRenderedPageBreak/>
-        <w:t>Commencements of By-laws</w:t>
-      </w:r>
-      <w:bookmarkEnd w:id="8"/>
-    </w:p>
-    <w:p>
-      <w:pPr>
-        <w:pStyle w:val="BodyText"/>
-      </w:pPr>
-      <w:r>
-        <w:t>This section does not apply to a By-law so far as it provides for its commencement.</w:t>
-      </w:r>
-    </w:p>
-    <w:p>
-      <w:pPr>
-        <w:pStyle w:val="BodyText"/>
-      </w:pPr>
-      <w:r>
-        <w:t xml:space="preserve">A By-law commences on the </w:t>
-      </w:r>
-      <w:r>
-        <w:t>14th</w:t>
-      </w:r>
-      <w:r>
-        <w:t xml:space="preserve"> day after the day on which that </w:t>
-      </w:r>
-      <w:r>
-        <w:t>By-law</w:t>
-      </w:r>
-      <w:r>
-        <w:t xml:space="preserve"> </w:t>
-      </w:r>
-      <w:r>
-        <w:t>is passed by the association-in-meeting-general.</w:t>
-      </w:r>
+        <w:t>Inserting definitions into provisions or inserting items into lists or tables</w:t>
+      </w:r>
+      <w:bookmarkEnd w:id="15"/>
     </w:p>
     <w:p>
       <w:pPr>
         <w:pStyle w:val="BodyText"/>
         <w:numPr>
           <w:ilvl w:val="0"/>
-          <w:numId w:val="0"/>
+          <w:numId w:val="97"/>
         </w:numPr>
-        <w:ind w:left="1080" w:hanging="360"/>
-      </w:pPr>
-    </w:p>
-    <w:p>
-      <w:pPr>
-        <w:pStyle w:val="Heading1"/>
-      </w:pPr>
-      <w:bookmarkStart w:id="9" w:name="_Toc221646473"/>
-      <w:r>
-        <w:t xml:space="preserve">Part 3—Correction of </w:t>
-      </w:r>
-      <w:r>
-        <w:t>typographical errors</w:t>
-      </w:r>
-      <w:bookmarkEnd w:id="9"/>
-    </w:p>
-    <w:p>
-      <w:pPr>
-        <w:pStyle w:val="Heading3"/>
-      </w:pPr>
-      <w:bookmarkStart w:id="10" w:name="_Toc221646474"/>
-      <w:r>
-        <w:t>Amendment</w:t>
-      </w:r>
-      <w:r>
-        <w:t xml:space="preserve"> to correct ty</w:t>
-      </w:r>
-      <w:r>
-        <w:t>pographical errors</w:t>
-      </w:r>
-      <w:bookmarkEnd w:id="10"/>
+      </w:pPr>
+      <w:r>
+        <w:t>If an amending By-law inserts a definition in a provision of the By-law being amended, but does not specify the position in that provision where it is to be inserted, it is to be inserted in the appropriate alphabetical position, determined on a letter-by-letter basis.</w:t>
+      </w:r>
     </w:p>
     <w:p>
       <w:pPr>
         <w:pStyle w:val="BodyText"/>
         <w:numPr>
           <w:ilvl w:val="0"/>
-          <w:numId w:val="95"/>
+          <w:numId w:val="97"/>
         </w:numPr>
       </w:pPr>
       <w:r>
-        <w:t xml:space="preserve">The </w:t>
-      </w:r>
-      <w:r>
-        <w:t>Chairman-General</w:t>
-      </w:r>
-      <w:r>
-        <w:t xml:space="preserve"> </w:t>
-      </w:r>
-      <w:r>
-        <w:t>may, by order,</w:t>
-      </w:r>
-      <w:r>
-        <w:t xml:space="preserve"> amend a By-law for the sole purpose of correcting </w:t>
-      </w:r>
-      <w:r>
-        <w:t>typographical errors</w:t>
+        <w:t>An item is inserted in the appropriate alphabetical position, determined on a letter-by-letter basis if:</w:t>
+      </w:r>
+    </w:p>
+    <w:p>
+      <w:pPr>
+        <w:pStyle w:val="BodyText"/>
+        <w:numPr>
+          <w:ilvl w:val="1"/>
+          <w:numId w:val="97"/>
+        </w:numPr>
+      </w:pPr>
+      <w:r>
+        <w:t>an amending By-law inserts an item into a list or table in a provision of the By-law being amended, but does not specify the position in the list or table where the item is to be inserted; and</w:t>
+      </w:r>
+    </w:p>
+    <w:p>
+      <w:pPr>
+        <w:pStyle w:val="BodyText"/>
+        <w:numPr>
+          <w:ilvl w:val="1"/>
+          <w:numId w:val="97"/>
+        </w:numPr>
+      </w:pPr>
+      <w:r>
+        <w:t>immediately before the insertion, the list or table was arranged alphabetically</w:t>
       </w:r>
       <w:r>
         <w:t>.</w:t>
       </w:r>
+    </w:p>
+    <w:p>
+      <w:pPr>
+        <w:pStyle w:val="Heading3"/>
+      </w:pPr>
+      <w:bookmarkStart w:id="16" w:name="_Toc221744832"/>
+      <w:r>
+        <w:t xml:space="preserve">Amending </w:t>
+      </w:r>
+      <w:r>
+        <w:t>By-law</w:t>
+      </w:r>
+      <w:r>
+        <w:t xml:space="preserve"> to be construed with amended </w:t>
+      </w:r>
+      <w:r>
+        <w:t>By-law</w:t>
+      </w:r>
+      <w:bookmarkEnd w:id="16"/>
     </w:p>
     <w:p>
       <w:pPr>
         <w:pStyle w:val="BodyText"/>
         <w:numPr>
           <w:ilvl w:val="0"/>
-          <w:numId w:val="95"/>
+          <w:numId w:val="98"/>
         </w:numPr>
       </w:pPr>
       <w:r>
-        <w:t xml:space="preserve">The </w:t>
-      </w:r>
-      <w:r>
-        <w:t xml:space="preserve">Chairman-General </w:t>
-      </w:r>
-      <w:r>
-        <w:t>may, by order</w:t>
-      </w:r>
-      <w:r>
-        <w:t>,</w:t>
-      </w:r>
-      <w:r>
-        <w:t xml:space="preserve"> under subsection (1),</w:t>
-      </w:r>
-      <w:r>
-        <w:t xml:space="preserve"> amend a By-law to correct formatting errors.</w:t>
+        <w:t>Every By-law amending another By-law must be construed with the other By-law as part of the other By-law.</w:t>
       </w:r>
     </w:p>
     <w:p>
@@ -3731,73 +4812,11 @@
         <w:pStyle w:val="BodyText"/>
         <w:numPr>
           <w:ilvl w:val="0"/>
-          <w:numId w:val="95"/>
+          <w:numId w:val="98"/>
         </w:numPr>
       </w:pPr>
       <w:r>
-        <w:t>An</w:t>
-      </w:r>
-      <w:r>
-        <w:t xml:space="preserve">y orders made under subsections (1) and (2) </w:t>
-      </w:r>
-      <w:r>
-        <w:t>must be consistent with the original intent of the amended provisions.</w:t>
-      </w:r>
-    </w:p>
-    <w:p>
-      <w:pPr>
-        <w:pStyle w:val="Heading1"/>
-      </w:pPr>
-      <w:bookmarkStart w:id="11" w:name="_Toc221646475"/>
-      <w:r>
-        <w:t xml:space="preserve">Part </w:t>
-      </w:r>
-      <w:r>
-        <w:t>4</w:t>
-      </w:r>
-      <w:r>
-        <w:t>—Amendment, repeal and expiry of By-laws</w:t>
-      </w:r>
-      <w:bookmarkEnd w:id="11"/>
-    </w:p>
-    <w:p>
-      <w:pPr>
-        <w:pStyle w:val="Heading3"/>
-      </w:pPr>
-      <w:bookmarkStart w:id="12" w:name="_Toc221646476"/>
-      <w:r>
-        <w:t>Effect of repeal or amendment of By-law</w:t>
-      </w:r>
-      <w:bookmarkEnd w:id="12"/>
-    </w:p>
-    <w:p>
-      <w:pPr>
-        <w:pStyle w:val="BodyText"/>
-        <w:numPr>
-          <w:ilvl w:val="0"/>
-          <w:numId w:val="94"/>
-        </w:numPr>
-      </w:pPr>
-      <w:r>
-        <w:t>The repeal of a By-law, or of a part of a By-law, that repealed a By-law (the old By-law) or part (the old part) of a By-law does not revive the old By-law or old part, unless express provision is made for the revival.</w:t>
-      </w:r>
-    </w:p>
-    <w:p>
-      <w:pPr>
-        <w:pStyle w:val="BodyText"/>
-        <w:numPr>
-          <w:ilvl w:val="0"/>
-          <w:numId w:val="94"/>
-        </w:numPr>
-      </w:pPr>
-      <w:r>
-        <w:t xml:space="preserve">If a By-law, or an order under a By-law, repeals or amends a By-law (the affected By-law) or a part of </w:t>
-      </w:r>
-      <w:r>
-        <w:t>a</w:t>
-      </w:r>
-      <w:r>
-        <w:t xml:space="preserve"> By-law, then the repeal or amendment does not:</w:t>
+        <w:t>The term has that meaning in the non-amending provision if:</w:t>
       </w:r>
     </w:p>
     <w:p>
@@ -3805,11 +4824,11 @@
         <w:pStyle w:val="BodyText"/>
         <w:numPr>
           <w:ilvl w:val="1"/>
-          <w:numId w:val="94"/>
+          <w:numId w:val="98"/>
         </w:numPr>
       </w:pPr>
       <w:r>
-        <w:t>revive anything not in force or existing at the time at which the repeal or amendment takes effect; or</w:t>
+        <w:t xml:space="preserve">A By-law (the amending By-law) amends another By-law (the principal By-law); and </w:t>
       </w:r>
     </w:p>
     <w:p>
@@ -3817,17 +4836,11 @@
         <w:pStyle w:val="BodyText"/>
         <w:numPr>
           <w:ilvl w:val="1"/>
-          <w:numId w:val="94"/>
+          <w:numId w:val="98"/>
         </w:numPr>
       </w:pPr>
       <w:r>
-        <w:t xml:space="preserve">affect the previous operation of the affected By-law or part (including any amendment made by the affected By-law or part), or anything duly done or suffered under the affected </w:t>
-      </w:r>
-      <w:r>
-        <w:t xml:space="preserve">By-law </w:t>
-      </w:r>
-      <w:r>
-        <w:t>or part; or</w:t>
+        <w:t>a provision (the non-amending provision) of the amending By-law does not amend the principal By-law, but relates to an amendment of the principal By-law made by another provision of the amending Act; and</w:t>
       </w:r>
     </w:p>
     <w:p>
@@ -3835,119 +4848,32 @@
         <w:pStyle w:val="BodyText"/>
         <w:numPr>
           <w:ilvl w:val="1"/>
-          <w:numId w:val="94"/>
+          <w:numId w:val="98"/>
         </w:numPr>
       </w:pPr>
       <w:r>
-        <w:lastRenderedPageBreak/>
-        <w:t>affect any right, privilege, obligation or liability acquired, accrued or incurred under the affected By-law or part; or</w:t>
-      </w:r>
-    </w:p>
-    <w:p>
-      <w:pPr>
-        <w:pStyle w:val="BodyText"/>
-        <w:numPr>
-          <w:ilvl w:val="1"/>
-          <w:numId w:val="94"/>
-        </w:numPr>
-      </w:pPr>
-      <w:r>
-        <w:t>affect any penalty, forfeiture or punishment incurred in respect of any offence committed against the affected By-law or part; or</w:t>
-      </w:r>
-    </w:p>
-    <w:p>
-      <w:pPr>
-        <w:pStyle w:val="BodyText"/>
-        <w:numPr>
-          <w:ilvl w:val="1"/>
-          <w:numId w:val="94"/>
-        </w:numPr>
-      </w:pPr>
-      <w:r>
-        <w:t>affect any investigation, legal proceeding or remedy in respect of any such right, privilege, obligation, liability, penalty, forfeiture or punishment.</w:t>
-      </w:r>
-    </w:p>
-    <w:p>
-      <w:pPr>
-        <w:pStyle w:val="BodyText"/>
-        <w:numPr>
-          <w:ilvl w:val="0"/>
-          <w:numId w:val="94"/>
-        </w:numPr>
-      </w:pPr>
-      <w:r>
-        <w:t>A reference in subsection (1) or (2) to the repeal or amendment of a By-law or of a part of a By-law includes a reference to:</w:t>
-      </w:r>
-    </w:p>
-    <w:p>
-      <w:pPr>
-        <w:pStyle w:val="BodyText"/>
-        <w:numPr>
-          <w:ilvl w:val="1"/>
-          <w:numId w:val="94"/>
-        </w:numPr>
-      </w:pPr>
-      <w:r>
-        <w:t xml:space="preserve">a repeal or amendment effected by implication; and </w:t>
-      </w:r>
-    </w:p>
-    <w:p>
-      <w:pPr>
-        <w:pStyle w:val="BodyText"/>
-        <w:numPr>
-          <w:ilvl w:val="1"/>
-          <w:numId w:val="94"/>
-        </w:numPr>
-      </w:pPr>
-      <w:r>
-        <w:t>the expiry, lapsing or cessation of effect of the By-law or part; and</w:t>
-      </w:r>
-    </w:p>
-    <w:p>
-      <w:pPr>
-        <w:pStyle w:val="BodyText"/>
-        <w:numPr>
-          <w:ilvl w:val="1"/>
-          <w:numId w:val="94"/>
-        </w:numPr>
-      </w:pPr>
-      <w:r>
-        <w:t>the abrogation or limitation of the effect of the By-law or part; and</w:t>
-      </w:r>
-    </w:p>
-    <w:p>
-      <w:pPr>
-        <w:pStyle w:val="BodyText"/>
-        <w:numPr>
-          <w:ilvl w:val="1"/>
-          <w:numId w:val="94"/>
-        </w:numPr>
-      </w:pPr>
-      <w:r>
-        <w:t>the exclusion of the application of the By-law or part to any person, subject-matter or circumstance.</w:t>
-      </w:r>
-    </w:p>
-    <w:p>
-      <w:pPr>
-        <w:pStyle w:val="BodyText"/>
-        <w:numPr>
-          <w:ilvl w:val="0"/>
-          <w:numId w:val="94"/>
-        </w:numPr>
-      </w:pPr>
-      <w:r>
-        <w:t>A reference in this section to a part of a By-law includes a reference to any provision of, or words, figures, drawings or symbols in, a By-law.</w:t>
-      </w:r>
+        <w:t>a term is used in the non-amending provision that has a particular meaning in the principal By-law or in a provision of the principal By-law amended or included by the amending By-law.</w:t>
+      </w:r>
+    </w:p>
+    <w:p>
+      <w:pPr>
+        <w:pStyle w:val="Heading1"/>
+      </w:pPr>
+      <w:bookmarkStart w:id="17" w:name="_Toc221744833"/>
+      <w:r>
+        <w:t>Part 5—General interpretation rules</w:t>
+      </w:r>
+      <w:bookmarkEnd w:id="17"/>
     </w:p>
     <w:p>
       <w:pPr>
         <w:pStyle w:val="Heading3"/>
       </w:pPr>
-      <w:bookmarkStart w:id="13" w:name="_Toc221646477"/>
-      <w:r>
-        <w:t>References to amended or re-enacted By-laws</w:t>
-      </w:r>
-      <w:bookmarkEnd w:id="13"/>
+      <w:bookmarkStart w:id="18" w:name="_Toc221744834"/>
+      <w:r>
+        <w:t>Every section a substantive enactment</w:t>
+      </w:r>
+      <w:bookmarkEnd w:id="18"/>
     </w:p>
     <w:p>
       <w:pPr>
@@ -3959,226 +4885,21 @@
         <w:ind w:left="1080"/>
       </w:pPr>
       <w:r>
-        <w:t>Where a</w:t>
-      </w:r>
-      <w:r>
-        <w:t xml:space="preserve"> By-law </w:t>
-      </w:r>
-      <w:r>
-        <w:t xml:space="preserve">contains a reference to a short title that is or was provided by law for the citation of another </w:t>
-      </w:r>
-      <w:r>
-        <w:t>By-law</w:t>
-      </w:r>
-      <w:r>
-        <w:t xml:space="preserve"> as originally enacted, or of another </w:t>
-      </w:r>
-      <w:r>
-        <w:t>By-law</w:t>
-      </w:r>
-      <w:r>
-        <w:t xml:space="preserve"> as amended, then:</w:t>
-      </w:r>
-    </w:p>
-    <w:p>
-      <w:pPr>
-        <w:pStyle w:val="BodyText"/>
-        <w:numPr>
-          <w:ilvl w:val="1"/>
-          <w:numId w:val="96"/>
-        </w:numPr>
-      </w:pPr>
-      <w:r>
-        <w:t>the reference shall be construed as a reference to that other By-law  as originally enacted and as amended from time to time; and</w:t>
-      </w:r>
-    </w:p>
-    <w:p>
-      <w:pPr>
-        <w:pStyle w:val="BodyText"/>
-        <w:numPr>
-          <w:ilvl w:val="1"/>
-          <w:numId w:val="96"/>
-        </w:numPr>
-      </w:pPr>
-      <w:r>
-        <w:t>where that other By-law has been repealed and re-enacted, with or without modifications, the reference shall be construed as including a reference to the re-enacted By-law as originally enacted and as amended from time to time; and</w:t>
-      </w:r>
-    </w:p>
-    <w:p>
-      <w:pPr>
-        <w:pStyle w:val="BodyText"/>
-        <w:numPr>
-          <w:ilvl w:val="1"/>
-          <w:numId w:val="96"/>
-        </w:numPr>
-      </w:pPr>
-      <w:r>
-        <w:t>if a provision of the other By-law is repealed and re-enacted (including where the other By-law is repealed and re-enacted), with or without modifications, a reference to the repealed provision extends to any corresponding re-enacted provision (whether or not the re-enacted provision has the same number as the repealed provision).</w:t>
+        <w:t xml:space="preserve">Every section of a By-law </w:t>
+      </w:r>
+      <w:r>
+        <w:t>has effect as a substantive enactment without introductory words.</w:t>
       </w:r>
     </w:p>
     <w:p>
       <w:pPr>
         <w:pStyle w:val="Heading3"/>
       </w:pPr>
-      <w:bookmarkStart w:id="14" w:name="_Toc221646478"/>
-      <w:r>
-        <w:t>Inserting definitions into provisions or inserting items into lists or tables</w:t>
-      </w:r>
-      <w:bookmarkEnd w:id="14"/>
-    </w:p>
-    <w:p>
-      <w:pPr>
-        <w:pStyle w:val="BodyText"/>
-        <w:numPr>
-          <w:ilvl w:val="0"/>
-          <w:numId w:val="97"/>
-        </w:numPr>
-      </w:pPr>
-      <w:r>
-        <w:t>If an amending By-law inserts a definition in a provision of the By-law being amended, but does not specify the position in that provision where it is to be inserted, it is to be inserted in the appropriate alphabetical position, determined on a letter-by-letter basis.</w:t>
-      </w:r>
-    </w:p>
-    <w:p>
-      <w:pPr>
-        <w:pStyle w:val="BodyText"/>
-        <w:numPr>
-          <w:ilvl w:val="0"/>
-          <w:numId w:val="97"/>
-        </w:numPr>
-      </w:pPr>
-      <w:r>
-        <w:lastRenderedPageBreak/>
-        <w:t>An item is inserted in the appropriate alphabetical position, determined on a letter-by-letter basis if:</w:t>
-      </w:r>
-    </w:p>
-    <w:p>
-      <w:pPr>
-        <w:pStyle w:val="BodyText"/>
-        <w:numPr>
-          <w:ilvl w:val="1"/>
-          <w:numId w:val="97"/>
-        </w:numPr>
-      </w:pPr>
-      <w:r>
-        <w:t>an amending By-law inserts an item into a list or table in a provision of the By-law being amended, but does not specify the position in the list or table where the item is to be inserted; and</w:t>
-      </w:r>
-    </w:p>
-    <w:p>
-      <w:pPr>
-        <w:pStyle w:val="BodyText"/>
-        <w:numPr>
-          <w:ilvl w:val="1"/>
-          <w:numId w:val="97"/>
-        </w:numPr>
-      </w:pPr>
-      <w:r>
-        <w:t>immediately before the insertion, the list or table was arranged alphabetically</w:t>
-      </w:r>
-      <w:r>
-        <w:t>.</w:t>
-      </w:r>
-    </w:p>
-    <w:p>
-      <w:pPr>
-        <w:pStyle w:val="Heading3"/>
-      </w:pPr>
-      <w:bookmarkStart w:id="15" w:name="_Toc221646479"/>
-      <w:r>
-        <w:t xml:space="preserve">Amending </w:t>
-      </w:r>
-      <w:r>
-        <w:t>By-law</w:t>
-      </w:r>
-      <w:r>
-        <w:t xml:space="preserve"> to be construed with amended </w:t>
-      </w:r>
-      <w:r>
-        <w:t>By-law</w:t>
-      </w:r>
-      <w:bookmarkEnd w:id="15"/>
-    </w:p>
-    <w:p>
-      <w:pPr>
-        <w:pStyle w:val="BodyText"/>
-        <w:numPr>
-          <w:ilvl w:val="0"/>
-          <w:numId w:val="98"/>
-        </w:numPr>
-      </w:pPr>
-      <w:r>
-        <w:t>Every By-law amending another By-law must be construed with the other By-law as part of the other By-law.</w:t>
-      </w:r>
-    </w:p>
-    <w:p>
-      <w:pPr>
-        <w:pStyle w:val="BodyText"/>
-        <w:numPr>
-          <w:ilvl w:val="0"/>
-          <w:numId w:val="98"/>
-        </w:numPr>
-      </w:pPr>
-      <w:r>
-        <w:t>The term has that meaning in the non-amending provision if:</w:t>
-      </w:r>
-    </w:p>
-    <w:p>
-      <w:pPr>
-        <w:pStyle w:val="BodyText"/>
-        <w:numPr>
-          <w:ilvl w:val="1"/>
-          <w:numId w:val="98"/>
-        </w:numPr>
-      </w:pPr>
-      <w:r>
-        <w:t xml:space="preserve">A By-law (the amending By-law) amends another By-law (the principal By-law); and </w:t>
-      </w:r>
-    </w:p>
-    <w:p>
-      <w:pPr>
-        <w:pStyle w:val="BodyText"/>
-        <w:numPr>
-          <w:ilvl w:val="1"/>
-          <w:numId w:val="98"/>
-        </w:numPr>
-      </w:pPr>
-      <w:r>
-        <w:t>a provision (the non-amending provision) of the amending By-law does not amend the principal By-law, but relates to an amendment of the principal By-law made by another provision of the amending Act; and</w:t>
-      </w:r>
-    </w:p>
-    <w:p>
-      <w:pPr>
-        <w:pStyle w:val="BodyText"/>
-        <w:numPr>
-          <w:ilvl w:val="1"/>
-          <w:numId w:val="98"/>
-        </w:numPr>
-      </w:pPr>
-      <w:r>
-        <w:t>a term is used in the non-amending provision that has a particular meaning in the principal By-law or in a provision of the principal By-law amended or included by the amending By-law.</w:t>
-      </w:r>
-    </w:p>
-    <w:p>
-      <w:pPr>
-        <w:pStyle w:val="Heading1"/>
-      </w:pPr>
-      <w:bookmarkStart w:id="16" w:name="_Toc221646480"/>
-      <w:r>
-        <w:t xml:space="preserve">Part 5—General interpretation </w:t>
-      </w:r>
-      <w:r>
-        <w:t>of by-laws and orders</w:t>
-      </w:r>
-      <w:bookmarkEnd w:id="16"/>
-    </w:p>
-    <w:p>
-      <w:pPr>
-        <w:pStyle w:val="Heading3"/>
-      </w:pPr>
-      <w:bookmarkStart w:id="17" w:name="_Toc221646481"/>
-      <w:r>
-        <w:t>Every section a substantive enactment</w:t>
-      </w:r>
-      <w:bookmarkEnd w:id="17"/>
+      <w:bookmarkStart w:id="19" w:name="_Toc221744835"/>
+      <w:r>
+        <w:t>Schedules</w:t>
+      </w:r>
+      <w:bookmarkEnd w:id="19"/>
     </w:p>
     <w:p>
       <w:pPr>
@@ -4188,20 +4909,66 @@
           <w:numId w:val="0"/>
         </w:numPr>
         <w:ind w:left="1080"/>
-      </w:pPr>
-      <w:r>
-        <w:t>Every section of a By-law shall have effect as a substantive enactment without introductory words.</w:t>
+        <w:rPr>
+          <w:rStyle w:val="BodyTextChar"/>
+        </w:rPr>
+      </w:pPr>
+      <w:r>
+        <w:t>A</w:t>
+      </w:r>
+      <w:r>
+        <w:rPr>
+          <w:rStyle w:val="BodyTextChar"/>
+        </w:rPr>
+        <w:t xml:space="preserve"> schedule to a</w:t>
+      </w:r>
+      <w:r>
+        <w:rPr>
+          <w:rStyle w:val="BodyTextChar"/>
+        </w:rPr>
+        <w:t xml:space="preserve"> By-law </w:t>
+      </w:r>
+      <w:r>
+        <w:rPr>
+          <w:rStyle w:val="BodyTextChar"/>
+        </w:rPr>
+        <w:t xml:space="preserve">or </w:t>
+      </w:r>
+      <w:r>
+        <w:rPr>
+          <w:rStyle w:val="BodyTextChar"/>
+        </w:rPr>
+        <w:t xml:space="preserve">order </w:t>
+      </w:r>
+      <w:r>
+        <w:rPr>
+          <w:rStyle w:val="BodyTextChar"/>
+        </w:rPr>
+        <w:t xml:space="preserve">has effect according to its tenor when it comes into force, whether or not the </w:t>
+      </w:r>
+      <w:r>
+        <w:rPr>
+          <w:rStyle w:val="BodyTextChar"/>
+        </w:rPr>
+        <w:t>By-law or order</w:t>
+      </w:r>
+      <w:r>
+        <w:rPr>
+          <w:rStyle w:val="BodyTextChar"/>
+        </w:rPr>
+        <w:t xml:space="preserve"> declares that the schedule has effect.</w:t>
       </w:r>
     </w:p>
     <w:p>
       <w:pPr>
         <w:pStyle w:val="Heading3"/>
       </w:pPr>
-      <w:bookmarkStart w:id="18" w:name="_Toc221646482"/>
-      <w:r>
-        <w:t>Definitions to be read in context</w:t>
-      </w:r>
-      <w:bookmarkEnd w:id="18"/>
+      <w:bookmarkStart w:id="20" w:name="_Toc221744836"/>
+      <w:r>
+        <w:lastRenderedPageBreak/>
+        <w:t>References to By-laws generally</w:t>
+      </w:r>
+      <w:bookmarkEnd w:id="20"/>
     </w:p>
     <w:p>
       <w:pPr>
@@ -4213,42 +4980,36 @@
         <w:ind w:left="1080"/>
       </w:pPr>
       <w:r>
-        <w:t>Definitions that occur in a</w:t>
+        <w:t>A</w:t>
       </w:r>
       <w:r>
         <w:t xml:space="preserve"> By-law </w:t>
       </w:r>
       <w:r>
-        <w:t xml:space="preserve">or </w:t>
-      </w:r>
-      <w:r>
-        <w:t>order</w:t>
-      </w:r>
-      <w:r>
-        <w:t xml:space="preserve"> apply to the construction of the </w:t>
+        <w:t xml:space="preserve">passed by </w:t>
+      </w:r>
+      <w:r>
+        <w:t>the association-in-meeting-general</w:t>
+      </w:r>
+      <w:r>
+        <w:t xml:space="preserve"> may be referred to by the word “</w:t>
       </w:r>
       <w:r>
         <w:t>By-law</w:t>
       </w:r>
       <w:r>
-        <w:t xml:space="preserve"> or </w:t>
-      </w:r>
-      <w:r>
-        <w:t>order</w:t>
-      </w:r>
-      <w:r>
-        <w:t xml:space="preserve"> except in so far as the context or subject-matter otherwise indicates or requires.</w:t>
+        <w:t>” alone.</w:t>
       </w:r>
     </w:p>
     <w:p>
       <w:pPr>
         <w:pStyle w:val="Heading3"/>
       </w:pPr>
-      <w:bookmarkStart w:id="19" w:name="_Toc221646483"/>
-      <w:r>
-        <w:t>Meaning of may</w:t>
-      </w:r>
-      <w:bookmarkEnd w:id="19"/>
+      <w:bookmarkStart w:id="21" w:name="_Toc221744837"/>
+      <w:r>
+        <w:t>Citation of particular By-laws</w:t>
+      </w:r>
+      <w:bookmarkEnd w:id="21"/>
     </w:p>
     <w:p>
       <w:pPr>
@@ -4260,19 +5021,69 @@
         <w:ind w:left="1080"/>
       </w:pPr>
       <w:r>
-        <w:t>In any By-law or order, the word “may”, if used to confer a power, indicates that the power may be exercised or not, at discretion.</w:t>
+        <w:t>A By-law may be cited:</w:t>
+      </w:r>
+    </w:p>
+    <w:p>
+      <w:pPr>
+        <w:pStyle w:val="BodyText"/>
+        <w:numPr>
+          <w:ilvl w:val="0"/>
+          <w:numId w:val="105"/>
+        </w:numPr>
+      </w:pPr>
+      <w:r>
+        <w:t>by its short title (or name), or</w:t>
+      </w:r>
+    </w:p>
+    <w:p>
+      <w:pPr>
+        <w:pStyle w:val="BodyText"/>
+        <w:numPr>
+          <w:ilvl w:val="0"/>
+          <w:numId w:val="105"/>
+        </w:numPr>
+      </w:pPr>
+      <w:r>
+        <w:t>by reference to:</w:t>
+      </w:r>
+    </w:p>
+    <w:p>
+      <w:pPr>
+        <w:pStyle w:val="BodyText"/>
+        <w:numPr>
+          <w:ilvl w:val="2"/>
+          <w:numId w:val="104"/>
+        </w:numPr>
+      </w:pPr>
+      <w:r>
+        <w:t>the year in which it was passed</w:t>
+      </w:r>
+      <w:r>
+        <w:t>, and</w:t>
+      </w:r>
+    </w:p>
+    <w:p>
+      <w:pPr>
+        <w:pStyle w:val="BodyText"/>
+        <w:numPr>
+          <w:ilvl w:val="2"/>
+          <w:numId w:val="104"/>
+        </w:numPr>
+      </w:pPr>
+      <w:r>
+        <w:t>its number.</w:t>
       </w:r>
     </w:p>
     <w:p>
       <w:pPr>
         <w:pStyle w:val="Heading3"/>
       </w:pPr>
-      <w:bookmarkStart w:id="20" w:name="_Toc221646484"/>
-      <w:r>
-        <w:lastRenderedPageBreak/>
-        <w:t>Meaning of shall</w:t>
-      </w:r>
-      <w:bookmarkEnd w:id="20"/>
+      <w:bookmarkStart w:id="22" w:name="_Toc221744838"/>
+      <w:r>
+        <w:t>Citation of orders</w:t>
+      </w:r>
+      <w:bookmarkEnd w:id="22"/>
     </w:p>
     <w:p>
       <w:pPr>
@@ -4284,18 +5095,45 @@
         <w:ind w:left="1080"/>
       </w:pPr>
       <w:r>
-        <w:t>In any By-law or order, the word “shall”, if used to impose a duty, indicates that the duty must be performed.</w:t>
+        <w:t>An order may be referred to:</w:t>
+      </w:r>
+    </w:p>
+    <w:p>
+      <w:pPr>
+        <w:pStyle w:val="BodyText"/>
+        <w:numPr>
+          <w:ilvl w:val="0"/>
+          <w:numId w:val="106"/>
+        </w:numPr>
+      </w:pPr>
+      <w:r>
+        <w:t>by its citation (or name), or</w:t>
+      </w:r>
+    </w:p>
+    <w:p>
+      <w:pPr>
+        <w:pStyle w:val="BodyText"/>
+        <w:numPr>
+          <w:ilvl w:val="0"/>
+          <w:numId w:val="106"/>
+        </w:numPr>
+      </w:pPr>
+      <w:r>
+        <w:t>by reference, together with a reference to the By-law under which it was made, to</w:t>
+      </w:r>
+      <w:r>
+        <w:t xml:space="preserve"> the year in which it was made.</w:t>
       </w:r>
     </w:p>
     <w:p>
       <w:pPr>
         <w:pStyle w:val="Heading3"/>
       </w:pPr>
-      <w:bookmarkStart w:id="21" w:name="_Toc221646485"/>
-      <w:r>
-        <w:t>Cognate words</w:t>
-      </w:r>
-      <w:bookmarkEnd w:id="21"/>
+      <w:bookmarkStart w:id="23" w:name="_Toc221744839"/>
+      <w:r>
+        <w:t>References to amended or repealed By-laws and orders</w:t>
+      </w:r>
+      <w:bookmarkEnd w:id="23"/>
     </w:p>
     <w:p>
       <w:pPr>
@@ -4307,30 +5145,18 @@
         <w:ind w:left="1080"/>
       </w:pPr>
       <w:r>
-        <w:t>If a</w:t>
-      </w:r>
-      <w:r>
-        <w:t xml:space="preserve"> By-law </w:t>
-      </w:r>
-      <w:r>
-        <w:t xml:space="preserve">or </w:t>
-      </w:r>
-      <w:r>
-        <w:t>order</w:t>
-      </w:r>
-      <w:r>
-        <w:t xml:space="preserve"> defines a word or expression, other parts of speech and grammatical forms of the word or expression have corresponding meanings.</w:t>
+        <w:t>In any By-law or order, a reference to some other By-law or order extends to the other By-law or order, as in force for the time being.</w:t>
       </w:r>
     </w:p>
     <w:p>
       <w:pPr>
         <w:pStyle w:val="Heading3"/>
       </w:pPr>
-      <w:bookmarkStart w:id="22" w:name="_Toc221646486"/>
-      <w:r>
-        <w:t>Age</w:t>
-      </w:r>
-      <w:bookmarkEnd w:id="22"/>
+      <w:bookmarkStart w:id="24" w:name="_Toc221744840"/>
+      <w:r>
+        <w:t>References to publications other than By-laws or instruments</w:t>
+      </w:r>
+      <w:bookmarkEnd w:id="24"/>
     </w:p>
     <w:p>
       <w:pPr>
@@ -4342,18 +5168,42 @@
         <w:ind w:left="1080"/>
       </w:pPr>
       <w:r>
-        <w:t>For the purposes of any By-law or order, a person attains an age in years at the beginning of the person’s birthday for that age.</w:t>
+        <w:t>In any By-law or order, a reference to a publication other than a By-law or order is a reference to the publication:</w:t>
+      </w:r>
+    </w:p>
+    <w:p>
+      <w:pPr>
+        <w:pStyle w:val="BodyText"/>
+        <w:numPr>
+          <w:ilvl w:val="0"/>
+          <w:numId w:val="108"/>
+        </w:numPr>
+      </w:pPr>
+      <w:r>
+        <w:t>if a particular day is specified for that purpose in the By-law or order, as in force or current on that particular day, or</w:t>
+      </w:r>
+    </w:p>
+    <w:p>
+      <w:pPr>
+        <w:pStyle w:val="BodyText"/>
+        <w:numPr>
+          <w:ilvl w:val="0"/>
+          <w:numId w:val="108"/>
+        </w:numPr>
+      </w:pPr>
+      <w:r>
+        <w:t>in any other case, as in force or current on the day on which the provision containing the reference took effect.</w:t>
       </w:r>
     </w:p>
     <w:p>
       <w:pPr>
         <w:pStyle w:val="Heading3"/>
       </w:pPr>
-      <w:bookmarkStart w:id="23" w:name="_Toc221646487"/>
-      <w:r>
-        <w:t>Gender and number</w:t>
-      </w:r>
-      <w:bookmarkEnd w:id="23"/>
+      <w:bookmarkStart w:id="25" w:name="_Toc221744841"/>
+      <w:r>
+        <w:t>References to changed short titles, names and citations</w:t>
+      </w:r>
+      <w:bookmarkEnd w:id="25"/>
     </w:p>
     <w:p>
       <w:pPr>
@@ -4365,299 +5215,18 @@
         <w:ind w:left="1080"/>
       </w:pPr>
       <w:r>
-        <w:t>I</w:t>
-      </w:r>
-      <w:r>
-        <w:t xml:space="preserve">n any </w:t>
-      </w:r>
-      <w:r>
-        <w:t>By-law</w:t>
-      </w:r>
-      <w:r>
-        <w:t xml:space="preserve"> or </w:t>
-      </w:r>
-      <w:r>
-        <w:t>order</w:t>
-      </w:r>
-      <w:r>
-        <w:t>:</w:t>
-      </w:r>
-    </w:p>
-    <w:p>
-      <w:pPr>
-        <w:pStyle w:val="BodyText"/>
-        <w:numPr>
-          <w:ilvl w:val="1"/>
-          <w:numId w:val="53"/>
-        </w:numPr>
-      </w:pPr>
-      <w:r>
-        <w:t>a word or expression that indicates one or more particular genders shall be taken to indicate every other gender;</w:t>
-      </w:r>
-    </w:p>
-    <w:p>
-      <w:pPr>
-        <w:pStyle w:val="BodyText"/>
-        <w:numPr>
-          <w:ilvl w:val="1"/>
-          <w:numId w:val="53"/>
-        </w:numPr>
-      </w:pPr>
-      <w:r>
-        <w:t>a reference to a word or expression in the singular form includes a reference to the word or expression in the plural form,</w:t>
-      </w:r>
-    </w:p>
-    <w:p>
-      <w:pPr>
-        <w:pStyle w:val="BodyText"/>
-        <w:numPr>
-          <w:ilvl w:val="1"/>
-          <w:numId w:val="53"/>
-        </w:numPr>
-      </w:pPr>
-      <w:r>
-        <w:t>a reference to a word or expression in the plural form includes a reference to the word or expression in the singular form,</w:t>
-      </w:r>
-    </w:p>
-    <w:p>
-      <w:pPr>
-        <w:pStyle w:val="BodyText"/>
-        <w:numPr>
-          <w:ilvl w:val="1"/>
-          <w:numId w:val="53"/>
-        </w:numPr>
-      </w:pPr>
-      <w:r>
-        <w:t xml:space="preserve">a reference to a person does not exclude a reference to a corporation merely because elsewhere in the </w:t>
-      </w:r>
-      <w:r>
-        <w:t>By-law</w:t>
-      </w:r>
-      <w:r>
-        <w:t xml:space="preserve"> or </w:t>
-      </w:r>
-      <w:r>
-        <w:t>order</w:t>
-      </w:r>
-      <w:r>
-        <w:t xml:space="preserve"> there is particular reference to a corporation (in whatever terms expressed), and</w:t>
-      </w:r>
-    </w:p>
-    <w:p>
-      <w:pPr>
-        <w:pStyle w:val="BodyText"/>
-        <w:numPr>
-          <w:ilvl w:val="1"/>
-          <w:numId w:val="53"/>
-        </w:numPr>
-      </w:pPr>
-      <w:r>
-        <w:t xml:space="preserve">a reference to a person does not exclude a reference to an individual merely because elsewhere in the </w:t>
-      </w:r>
-      <w:r>
-        <w:t>By-law</w:t>
-      </w:r>
-      <w:r>
-        <w:t xml:space="preserve"> or </w:t>
-      </w:r>
-      <w:r>
-        <w:t>order</w:t>
-      </w:r>
-      <w:r>
-        <w:t xml:space="preserve"> there is particular reference to an individual (in whatever terms expressed).</w:t>
+        <w:t>If the short title, name or citation of a By-law or order is changed, a reference to the short title, name or citation in any other By-law or order or in a document of any kind shall be read as a reference to the short title, name or citation as changed.</w:t>
       </w:r>
     </w:p>
     <w:p>
       <w:pPr>
         <w:pStyle w:val="Heading3"/>
       </w:pPr>
-      <w:bookmarkStart w:id="24" w:name="_Toc221646488"/>
-      <w:r>
-        <w:t>Material that is part of a By-law</w:t>
-      </w:r>
-      <w:bookmarkEnd w:id="24"/>
-    </w:p>
-    <w:p>
-      <w:pPr>
-        <w:pStyle w:val="BodyText"/>
-        <w:numPr>
-          <w:ilvl w:val="0"/>
-          <w:numId w:val="99"/>
-        </w:numPr>
-      </w:pPr>
-      <w:r>
-        <w:t xml:space="preserve">All material </w:t>
-      </w:r>
-      <w:r>
-        <w:t xml:space="preserve">is part of the </w:t>
-      </w:r>
-      <w:r>
-        <w:t>By-law</w:t>
-      </w:r>
-      <w:r>
-        <w:t xml:space="preserve"> if it is </w:t>
-      </w:r>
-      <w:r>
-        <w:t xml:space="preserve">from and including the first section of a By-law </w:t>
-      </w:r>
-      <w:r>
-        <w:t>to the end of</w:t>
-      </w:r>
-      <w:r>
-        <w:t>:</w:t>
-      </w:r>
-    </w:p>
-    <w:p>
-      <w:pPr>
-        <w:pStyle w:val="BodyText"/>
-        <w:numPr>
-          <w:ilvl w:val="1"/>
-          <w:numId w:val="99"/>
-        </w:numPr>
-      </w:pPr>
-      <w:r>
-        <w:t>if there are no Schedules to the By-law—the last section of the By-law; or</w:t>
-      </w:r>
-    </w:p>
-    <w:p>
-      <w:pPr>
-        <w:pStyle w:val="BodyText"/>
-        <w:numPr>
-          <w:ilvl w:val="1"/>
-          <w:numId w:val="99"/>
-        </w:numPr>
-      </w:pPr>
-      <w:r>
-        <w:t>if there are one or more Schedules to the By-law —the last Schedule to the By-law.</w:t>
-      </w:r>
-    </w:p>
-    <w:p>
-      <w:pPr>
-        <w:pStyle w:val="BodyText"/>
-        <w:numPr>
-          <w:ilvl w:val="0"/>
-          <w:numId w:val="99"/>
-        </w:numPr>
-      </w:pPr>
-      <w:r>
-        <w:t xml:space="preserve">The following are also part of an </w:t>
-      </w:r>
-      <w:r>
-        <w:t>By-law</w:t>
-      </w:r>
-      <w:r>
-        <w:t>:</w:t>
-      </w:r>
-    </w:p>
-    <w:p>
-      <w:pPr>
-        <w:pStyle w:val="BodyText"/>
-        <w:numPr>
-          <w:ilvl w:val="1"/>
-          <w:numId w:val="99"/>
-        </w:numPr>
-      </w:pPr>
-      <w:r>
-        <w:t xml:space="preserve">the long title of the </w:t>
-      </w:r>
-      <w:r>
-        <w:t>By-law</w:t>
-      </w:r>
-      <w:r>
-        <w:t>;</w:t>
-      </w:r>
-    </w:p>
-    <w:p>
-      <w:pPr>
-        <w:pStyle w:val="BodyText"/>
-        <w:numPr>
-          <w:ilvl w:val="1"/>
-          <w:numId w:val="99"/>
-        </w:numPr>
-      </w:pPr>
-      <w:r>
-        <w:t xml:space="preserve">any Preamble to the </w:t>
-      </w:r>
-      <w:r>
-        <w:t>By-law</w:t>
-      </w:r>
-      <w:r>
-        <w:t>;</w:t>
-      </w:r>
-    </w:p>
-    <w:p>
-      <w:pPr>
-        <w:pStyle w:val="BodyText"/>
-        <w:numPr>
-          <w:ilvl w:val="1"/>
-          <w:numId w:val="99"/>
-        </w:numPr>
-      </w:pPr>
-      <w:r>
-        <w:t xml:space="preserve">the enacting words for the </w:t>
-      </w:r>
-      <w:r>
-        <w:t>By-law</w:t>
-      </w:r>
-      <w:r>
-        <w:t>;</w:t>
-      </w:r>
-    </w:p>
-    <w:p>
-      <w:pPr>
-        <w:pStyle w:val="BodyText"/>
-        <w:numPr>
-          <w:ilvl w:val="1"/>
-          <w:numId w:val="99"/>
-        </w:numPr>
-      </w:pPr>
-      <w:r>
-        <w:lastRenderedPageBreak/>
-        <w:t xml:space="preserve">any heading to a </w:t>
-      </w:r>
-      <w:r>
-        <w:t>Part or Division</w:t>
-      </w:r>
-      <w:r>
-        <w:t xml:space="preserve"> appearing before the first section of the </w:t>
-      </w:r>
-      <w:r>
-        <w:t>By-law</w:t>
-      </w:r>
-      <w:r>
-        <w:t>.</w:t>
-      </w:r>
-    </w:p>
-    <w:p>
-      <w:pPr>
-        <w:pStyle w:val="BodyText"/>
-        <w:numPr>
-          <w:ilvl w:val="0"/>
-          <w:numId w:val="99"/>
-        </w:numPr>
-      </w:pPr>
-      <w:r>
-        <w:t>Alternative text accessible in an electronic version of a By-la</w:t>
-      </w:r>
-      <w:r>
-        <w:t>w is not part of the By-law.</w:t>
-      </w:r>
-    </w:p>
-    <w:p>
-      <w:pPr>
-        <w:pStyle w:val="Heading3"/>
-      </w:pPr>
-      <w:bookmarkStart w:id="25" w:name="_Toc221646489"/>
-      <w:r>
-        <w:t xml:space="preserve">Construction of </w:t>
-      </w:r>
-      <w:r>
-        <w:t>By-law</w:t>
-      </w:r>
-      <w:r>
-        <w:t xml:space="preserve"> to be subject to Constitution</w:t>
-      </w:r>
-      <w:bookmarkEnd w:id="25"/>
+      <w:bookmarkStart w:id="26" w:name="_Toc221744842"/>
+      <w:r>
+        <w:t>Time of expiry of temporary By-laws and orders</w:t>
+      </w:r>
+      <w:bookmarkEnd w:id="26"/>
     </w:p>
     <w:p>
       <w:pPr>
@@ -4669,24 +5238,19 @@
         <w:ind w:left="1080"/>
       </w:pPr>
       <w:r>
-        <w:t>Every By-law shall be read and construed subject to the Constitution to the intent that where any enactment thereof would, but for this section, have been construed as being in excess of that power, it shall nevertheless be a valid enactment to the extent to which it is not in excess of that power.</w:t>
+        <w:t>If an Act or instrument is expressed to expire, lapse or otherwise cease to have effect on a particular day, or to remain in force until a particular day, the Act or instrument shall continue in operation until the end of that day.</w:t>
       </w:r>
     </w:p>
     <w:p>
       <w:pPr>
         <w:pStyle w:val="Heading3"/>
       </w:pPr>
-      <w:bookmarkStart w:id="26" w:name="_Toc221646490"/>
-      <w:r>
-        <w:t>Interpretation best achieving By-law</w:t>
-      </w:r>
-      <w:r>
-        <w:t xml:space="preserve"> or order’s </w:t>
-      </w:r>
-      <w:r>
-        <w:t>purpose or object</w:t>
-      </w:r>
-      <w:bookmarkEnd w:id="26"/>
+      <w:bookmarkStart w:id="27" w:name="_Toc221744843"/>
+      <w:r>
+        <w:lastRenderedPageBreak/>
+        <w:t>Definitions to be read in context</w:t>
+      </w:r>
+      <w:bookmarkEnd w:id="27"/>
     </w:p>
     <w:p>
       <w:pPr>
@@ -4698,36 +5262,42 @@
         <w:ind w:left="1080"/>
       </w:pPr>
       <w:r>
-        <w:t>In interpreting a provision of a By-law</w:t>
-      </w:r>
-      <w:r>
-        <w:t xml:space="preserve"> or order</w:t>
-      </w:r>
-      <w:r>
-        <w:t>, the interpretation that would best achieve the purpose or object of the By-law</w:t>
-      </w:r>
-      <w:r>
-        <w:t xml:space="preserve"> or order</w:t>
-      </w:r>
-      <w:r>
-        <w:t xml:space="preserve"> (whether or not that purpose or object is expressly stated in the By-law</w:t>
-      </w:r>
-      <w:r>
-        <w:t xml:space="preserve"> or order</w:t>
-      </w:r>
-      <w:r>
-        <w:t>) is to be preferred to each other interpretation.</w:t>
+        <w:t>Definitions that occur in a</w:t>
+      </w:r>
+      <w:r>
+        <w:t xml:space="preserve"> By-law </w:t>
+      </w:r>
+      <w:r>
+        <w:t xml:space="preserve">or </w:t>
+      </w:r>
+      <w:r>
+        <w:t>order</w:t>
+      </w:r>
+      <w:r>
+        <w:t xml:space="preserve"> apply to the construction of the </w:t>
+      </w:r>
+      <w:r>
+        <w:t>By-law</w:t>
+      </w:r>
+      <w:r>
+        <w:t xml:space="preserve"> or </w:t>
+      </w:r>
+      <w:r>
+        <w:t>order</w:t>
+      </w:r>
+      <w:r>
+        <w:t xml:space="preserve"> except in so far as the context or subject-matter otherwise indicates or requires.</w:t>
       </w:r>
     </w:p>
     <w:p>
       <w:pPr>
         <w:pStyle w:val="Heading3"/>
       </w:pPr>
-      <w:bookmarkStart w:id="27" w:name="_Toc221646491"/>
-      <w:r>
-        <w:t>Changes to style not to affect meaning</w:t>
-      </w:r>
-      <w:bookmarkEnd w:id="27"/>
+      <w:bookmarkStart w:id="28" w:name="_Toc221744844"/>
+      <w:r>
+        <w:t>Meaning of may</w:t>
+      </w:r>
+      <w:bookmarkEnd w:id="28"/>
     </w:p>
     <w:p>
       <w:pPr>
@@ -4739,54 +5309,18 @@
         <w:ind w:left="1080"/>
       </w:pPr>
       <w:r>
-        <w:t>Ideals shall not be taken to be different merely because different forms of words were used where:</w:t>
-      </w:r>
-    </w:p>
-    <w:p>
-      <w:pPr>
-        <w:pStyle w:val="BodyText"/>
-        <w:numPr>
-          <w:ilvl w:val="1"/>
-          <w:numId w:val="100"/>
-        </w:numPr>
-      </w:pPr>
-      <w:r>
-        <w:t xml:space="preserve">a </w:t>
-      </w:r>
-      <w:r>
-        <w:t>By-law or order</w:t>
-      </w:r>
-      <w:r>
-        <w:t xml:space="preserve"> has expressed an idea in a particular form of words; and</w:t>
-      </w:r>
-    </w:p>
-    <w:p>
-      <w:pPr>
-        <w:pStyle w:val="BodyText"/>
-        <w:numPr>
-          <w:ilvl w:val="1"/>
-          <w:numId w:val="100"/>
-        </w:numPr>
-      </w:pPr>
-      <w:r>
-        <w:t xml:space="preserve">a later </w:t>
-      </w:r>
-      <w:r>
-        <w:t>By-law or order</w:t>
-      </w:r>
-      <w:r>
-        <w:t xml:space="preserve"> appears to have expressed the same idea in a different form of words for the purpose of using a clearer style.</w:t>
+        <w:t>In any By-law or order, the word “may”, if used to confer a power, indicates that the power may be exercised or not, at discretion.</w:t>
       </w:r>
     </w:p>
     <w:p>
       <w:pPr>
         <w:pStyle w:val="Heading3"/>
       </w:pPr>
-      <w:bookmarkStart w:id="28" w:name="_Toc221646492"/>
-      <w:r>
-        <w:t>Examples</w:t>
-      </w:r>
-      <w:bookmarkEnd w:id="28"/>
+      <w:bookmarkStart w:id="29" w:name="_Toc221744845"/>
+      <w:r>
+        <w:t>Meaning of shall</w:t>
+      </w:r>
+      <w:bookmarkEnd w:id="29"/>
     </w:p>
     <w:p>
       <w:pPr>
@@ -4798,48 +5332,18 @@
         <w:ind w:left="1080"/>
       </w:pPr>
       <w:r>
-        <w:t xml:space="preserve">If a </w:t>
-      </w:r>
-      <w:r>
-        <w:t>By-law or order</w:t>
-      </w:r>
-      <w:r>
-        <w:t xml:space="preserve"> includes an example of the operation of a provision:</w:t>
-      </w:r>
-    </w:p>
-    <w:p>
-      <w:pPr>
-        <w:pStyle w:val="BodyText"/>
-        <w:numPr>
-          <w:ilvl w:val="0"/>
-          <w:numId w:val="101"/>
-        </w:numPr>
-      </w:pPr>
-      <w:r>
-        <w:t>the example is not exhaustive; and</w:t>
-      </w:r>
-    </w:p>
-    <w:p>
-      <w:pPr>
-        <w:pStyle w:val="BodyText"/>
-        <w:numPr>
-          <w:ilvl w:val="0"/>
-          <w:numId w:val="101"/>
-        </w:numPr>
-      </w:pPr>
-      <w:r>
-        <w:t>the example may extend the operation of the provision.</w:t>
+        <w:t>In any By-law or order, the word “shall”, if used to impose a duty, indicates that the duty must be performed.</w:t>
       </w:r>
     </w:p>
     <w:p>
       <w:pPr>
         <w:pStyle w:val="Heading3"/>
       </w:pPr>
-      <w:bookmarkStart w:id="29" w:name="_Toc221646493"/>
-      <w:r>
-        <w:t>References to the Sovereign</w:t>
-      </w:r>
-      <w:bookmarkEnd w:id="29"/>
+      <w:bookmarkStart w:id="30" w:name="_Toc221744846"/>
+      <w:r>
+        <w:t>Cognate words</w:t>
+      </w:r>
+      <w:bookmarkEnd w:id="30"/>
     </w:p>
     <w:p>
       <w:pPr>
@@ -4851,30 +5355,30 @@
         <w:ind w:left="1080"/>
       </w:pPr>
       <w:r>
-        <w:t xml:space="preserve">In any </w:t>
-      </w:r>
-      <w:r>
-        <w:t>By-law or order</w:t>
-      </w:r>
-      <w:r>
-        <w:t xml:space="preserve"> references to the Sovereign reigning at the time of the passing of such </w:t>
-      </w:r>
-      <w:r>
-        <w:t>By-law or order</w:t>
-      </w:r>
-      <w:r>
-        <w:t>, or to the Crown, shall be construed as references to the Sovereign for the time being.</w:t>
+        <w:t>If a</w:t>
+      </w:r>
+      <w:r>
+        <w:t xml:space="preserve"> By-law </w:t>
+      </w:r>
+      <w:r>
+        <w:t xml:space="preserve">or </w:t>
+      </w:r>
+      <w:r>
+        <w:t>order</w:t>
+      </w:r>
+      <w:r>
+        <w:t xml:space="preserve"> defines a word or expression, other parts of speech and grammatical forms of the word or expression have corresponding meanings.</w:t>
       </w:r>
     </w:p>
     <w:p>
       <w:pPr>
         <w:pStyle w:val="Heading3"/>
       </w:pPr>
-      <w:bookmarkStart w:id="30" w:name="_Toc221646494"/>
-      <w:r>
-        <w:t>References to the Governor of NSW</w:t>
-      </w:r>
-      <w:bookmarkEnd w:id="30"/>
+      <w:bookmarkStart w:id="31" w:name="_Toc221744847"/>
+      <w:r>
+        <w:t>Age</w:t>
+      </w:r>
+      <w:bookmarkEnd w:id="31"/>
     </w:p>
     <w:p>
       <w:pPr>
@@ -4886,25 +5390,18 @@
         <w:ind w:left="1080"/>
       </w:pPr>
       <w:r>
-        <w:t xml:space="preserve">Where, in a </w:t>
-      </w:r>
-      <w:r>
-        <w:t>By-law or order</w:t>
-      </w:r>
-      <w:r>
-        <w:t>, the Governor of NSW is referred to, the reference shall be deemed to include the Governor for the time being of NSW or any other person who is, for the time being, the chief executive officer or administrator of the government of NSW.</w:t>
+        <w:t>For the purposes of any By-law or order, a person attains an age in years at the beginning of the person’s birthday for that age.</w:t>
       </w:r>
     </w:p>
     <w:p>
       <w:pPr>
         <w:pStyle w:val="Heading3"/>
       </w:pPr>
-      <w:bookmarkStart w:id="31" w:name="_Toc221646495"/>
-      <w:r>
-        <w:lastRenderedPageBreak/>
-        <w:t>Parts of speech and grammatical forms</w:t>
-      </w:r>
-      <w:bookmarkEnd w:id="31"/>
+      <w:bookmarkStart w:id="32" w:name="_Toc221744848"/>
+      <w:r>
+        <w:t>Gender and number</w:t>
+      </w:r>
+      <w:bookmarkEnd w:id="32"/>
     </w:p>
     <w:p>
       <w:pPr>
@@ -4916,24 +5413,299 @@
         <w:ind w:left="1080"/>
       </w:pPr>
       <w:r>
-        <w:t xml:space="preserve">In any </w:t>
-      </w:r>
-      <w:r>
-        <w:t>By-law or order</w:t>
-      </w:r>
-      <w:r>
-        <w:t xml:space="preserve"> where a word or phrase is given a particular meaning, other parts of speech and grammatical forms of that word or phrase have corresponding meanings.</w:t>
+        <w:t>I</w:t>
+      </w:r>
+      <w:r>
+        <w:t xml:space="preserve">n any </w:t>
+      </w:r>
+      <w:r>
+        <w:t>By-law</w:t>
+      </w:r>
+      <w:r>
+        <w:t xml:space="preserve"> or </w:t>
+      </w:r>
+      <w:r>
+        <w:t>order</w:t>
+      </w:r>
+      <w:r>
+        <w:t>:</w:t>
+      </w:r>
+    </w:p>
+    <w:p>
+      <w:pPr>
+        <w:pStyle w:val="BodyText"/>
+        <w:numPr>
+          <w:ilvl w:val="0"/>
+          <w:numId w:val="106"/>
+        </w:numPr>
+      </w:pPr>
+      <w:r>
+        <w:t>a word or expression that indicates one or more particular genders shall be taken to indicate every other gender;</w:t>
+      </w:r>
+    </w:p>
+    <w:p>
+      <w:pPr>
+        <w:pStyle w:val="BodyText"/>
+        <w:numPr>
+          <w:ilvl w:val="0"/>
+          <w:numId w:val="106"/>
+        </w:numPr>
+      </w:pPr>
+      <w:r>
+        <w:t>a reference to a word or expression in the singular form includes a reference to the word or expression in the plural form,</w:t>
+      </w:r>
+    </w:p>
+    <w:p>
+      <w:pPr>
+        <w:pStyle w:val="BodyText"/>
+        <w:numPr>
+          <w:ilvl w:val="0"/>
+          <w:numId w:val="106"/>
+        </w:numPr>
+      </w:pPr>
+      <w:r>
+        <w:t>a reference to a word or expression in the plural form includes a reference to the word or expression in the singular form,</w:t>
+      </w:r>
+    </w:p>
+    <w:p>
+      <w:pPr>
+        <w:pStyle w:val="BodyText"/>
+        <w:numPr>
+          <w:ilvl w:val="0"/>
+          <w:numId w:val="106"/>
+        </w:numPr>
+      </w:pPr>
+      <w:r>
+        <w:t xml:space="preserve">a reference to a person does not exclude a reference to a corporation merely because elsewhere in the </w:t>
+      </w:r>
+      <w:r>
+        <w:t>By-law</w:t>
+      </w:r>
+      <w:r>
+        <w:t xml:space="preserve"> or </w:t>
+      </w:r>
+      <w:r>
+        <w:t>order</w:t>
+      </w:r>
+      <w:r>
+        <w:t xml:space="preserve"> there is particular reference to a corporation (in whatever terms expressed), and</w:t>
+      </w:r>
+    </w:p>
+    <w:p>
+      <w:pPr>
+        <w:pStyle w:val="BodyText"/>
+        <w:numPr>
+          <w:ilvl w:val="0"/>
+          <w:numId w:val="106"/>
+        </w:numPr>
+      </w:pPr>
+      <w:r>
+        <w:t xml:space="preserve">a reference to a person does not exclude a reference to an individual merely because elsewhere in the </w:t>
+      </w:r>
+      <w:r>
+        <w:t>By-law</w:t>
+      </w:r>
+      <w:r>
+        <w:t xml:space="preserve"> or </w:t>
+      </w:r>
+      <w:r>
+        <w:t>order</w:t>
+      </w:r>
+      <w:r>
+        <w:t xml:space="preserve"> there is particular reference to an individual (in whatever terms expressed).</w:t>
       </w:r>
     </w:p>
     <w:p>
       <w:pPr>
         <w:pStyle w:val="Heading3"/>
       </w:pPr>
-      <w:bookmarkStart w:id="32" w:name="_Toc221646496"/>
-      <w:r>
-        <w:t>Acting Board members</w:t>
-      </w:r>
-      <w:bookmarkEnd w:id="32"/>
+      <w:bookmarkStart w:id="33" w:name="_Toc221744849"/>
+      <w:r>
+        <w:t>Material that is part of a By-law</w:t>
+      </w:r>
+      <w:bookmarkEnd w:id="33"/>
+    </w:p>
+    <w:p>
+      <w:pPr>
+        <w:pStyle w:val="BodyText"/>
+        <w:numPr>
+          <w:ilvl w:val="0"/>
+          <w:numId w:val="99"/>
+        </w:numPr>
+      </w:pPr>
+      <w:r>
+        <w:t xml:space="preserve">All material </w:t>
+      </w:r>
+      <w:r>
+        <w:t xml:space="preserve">is part of the </w:t>
+      </w:r>
+      <w:r>
+        <w:t>By-law</w:t>
+      </w:r>
+      <w:r>
+        <w:t xml:space="preserve"> if it is </w:t>
+      </w:r>
+      <w:r>
+        <w:t xml:space="preserve">from and including the first section of a By-law </w:t>
+      </w:r>
+      <w:r>
+        <w:t>to the end of</w:t>
+      </w:r>
+      <w:r>
+        <w:t>:</w:t>
+      </w:r>
+    </w:p>
+    <w:p>
+      <w:pPr>
+        <w:pStyle w:val="BodyText"/>
+        <w:numPr>
+          <w:ilvl w:val="1"/>
+          <w:numId w:val="99"/>
+        </w:numPr>
+      </w:pPr>
+      <w:r>
+        <w:lastRenderedPageBreak/>
+        <w:t>if there are no Schedules to the By-law—the last section of the By-law; or</w:t>
+      </w:r>
+    </w:p>
+    <w:p>
+      <w:pPr>
+        <w:pStyle w:val="BodyText"/>
+        <w:numPr>
+          <w:ilvl w:val="1"/>
+          <w:numId w:val="99"/>
+        </w:numPr>
+      </w:pPr>
+      <w:r>
+        <w:t>if there are one or more Schedules to the By-law —the last Schedule to the By-law.</w:t>
+      </w:r>
+    </w:p>
+    <w:p>
+      <w:pPr>
+        <w:pStyle w:val="BodyText"/>
+        <w:numPr>
+          <w:ilvl w:val="0"/>
+          <w:numId w:val="99"/>
+        </w:numPr>
+      </w:pPr>
+      <w:r>
+        <w:t xml:space="preserve">The following are also part of an </w:t>
+      </w:r>
+      <w:r>
+        <w:t>By-law</w:t>
+      </w:r>
+      <w:r>
+        <w:t>:</w:t>
+      </w:r>
+    </w:p>
+    <w:p>
+      <w:pPr>
+        <w:pStyle w:val="BodyText"/>
+        <w:numPr>
+          <w:ilvl w:val="1"/>
+          <w:numId w:val="99"/>
+        </w:numPr>
+      </w:pPr>
+      <w:r>
+        <w:t xml:space="preserve">the long title of the </w:t>
+      </w:r>
+      <w:r>
+        <w:t>By-law</w:t>
+      </w:r>
+      <w:r>
+        <w:t>;</w:t>
+      </w:r>
+    </w:p>
+    <w:p>
+      <w:pPr>
+        <w:pStyle w:val="BodyText"/>
+        <w:numPr>
+          <w:ilvl w:val="1"/>
+          <w:numId w:val="99"/>
+        </w:numPr>
+      </w:pPr>
+      <w:r>
+        <w:t xml:space="preserve">any Preamble to the </w:t>
+      </w:r>
+      <w:r>
+        <w:t>By-law</w:t>
+      </w:r>
+      <w:r>
+        <w:t>;</w:t>
+      </w:r>
+    </w:p>
+    <w:p>
+      <w:pPr>
+        <w:pStyle w:val="BodyText"/>
+        <w:numPr>
+          <w:ilvl w:val="1"/>
+          <w:numId w:val="99"/>
+        </w:numPr>
+      </w:pPr>
+      <w:r>
+        <w:t xml:space="preserve">the enacting words for the </w:t>
+      </w:r>
+      <w:r>
+        <w:t>By-law</w:t>
+      </w:r>
+      <w:r>
+        <w:t>;</w:t>
+      </w:r>
+    </w:p>
+    <w:p>
+      <w:pPr>
+        <w:pStyle w:val="BodyText"/>
+        <w:numPr>
+          <w:ilvl w:val="1"/>
+          <w:numId w:val="99"/>
+        </w:numPr>
+      </w:pPr>
+      <w:r>
+        <w:t xml:space="preserve">any heading to a </w:t>
+      </w:r>
+      <w:r>
+        <w:t>Part or Division</w:t>
+      </w:r>
+      <w:r>
+        <w:t xml:space="preserve"> appearing before the first section of the </w:t>
+      </w:r>
+      <w:r>
+        <w:t>By-law</w:t>
+      </w:r>
+      <w:r>
+        <w:t>.</w:t>
+      </w:r>
+    </w:p>
+    <w:p>
+      <w:pPr>
+        <w:pStyle w:val="BodyText"/>
+        <w:numPr>
+          <w:ilvl w:val="0"/>
+          <w:numId w:val="99"/>
+        </w:numPr>
+      </w:pPr>
+      <w:r>
+        <w:t>Alternative text accessible in an electronic version of a By-la</w:t>
+      </w:r>
+      <w:r>
+        <w:t>w is not part of the By-law.</w:t>
+      </w:r>
+    </w:p>
+    <w:p>
+      <w:pPr>
+        <w:pStyle w:val="Heading3"/>
+      </w:pPr>
+      <w:bookmarkStart w:id="34" w:name="_Toc221744850"/>
+      <w:r>
+        <w:t xml:space="preserve">Construction of </w:t>
+      </w:r>
+      <w:r>
+        <w:t>By-law</w:t>
+      </w:r>
+      <w:r>
+        <w:t xml:space="preserve"> to be subject to Constitution</w:t>
+      </w:r>
+      <w:bookmarkEnd w:id="34"/>
     </w:p>
     <w:p>
       <w:pPr>
@@ -4945,24 +5717,24 @@
         <w:ind w:left="1080"/>
       </w:pPr>
       <w:r>
-        <w:t xml:space="preserve">If a provision of a </w:t>
-      </w:r>
-      <w:r>
-        <w:t>By-law or order</w:t>
-      </w:r>
-      <w:r>
-        <w:t xml:space="preserve"> refers to a Board member, the reference is taken to include a reference to a Board member for or on behalf of the Board member.</w:t>
+        <w:t>Every By-law shall be read and construed subject to the Constitution to the intent that where any enactment thereof would, but for this section, have been construed as being in excess of that power, it shall nevertheless be a valid enactment to the extent to which it is not in excess of that power.</w:t>
       </w:r>
     </w:p>
     <w:p>
       <w:pPr>
         <w:pStyle w:val="Heading3"/>
       </w:pPr>
-      <w:bookmarkStart w:id="33" w:name="_Toc221646497"/>
-      <w:r>
-        <w:t>Compliance with forms</w:t>
-      </w:r>
-      <w:bookmarkEnd w:id="33"/>
+      <w:bookmarkStart w:id="35" w:name="_Toc221744851"/>
+      <w:r>
+        <w:t>Interpretation best achieving By-law</w:t>
+      </w:r>
+      <w:r>
+        <w:t xml:space="preserve"> or order’s </w:t>
+      </w:r>
+      <w:r>
+        <w:t>purpose or object</w:t>
+      </w:r>
+      <w:bookmarkEnd w:id="35"/>
     </w:p>
     <w:p>
       <w:pPr>
@@ -4974,30 +5746,36 @@
         <w:ind w:left="1080"/>
       </w:pPr>
       <w:r>
-        <w:t>Where a By-law</w:t>
+        <w:t>In interpreting a provision of a By-law</w:t>
       </w:r>
       <w:r>
         <w:t xml:space="preserve"> or order</w:t>
       </w:r>
       <w:r>
-        <w:t xml:space="preserve"> prescribes a form, then strict compliance with the</w:t>
-      </w:r>
-      <w:r>
-        <w:t xml:space="preserve"> </w:t>
-      </w:r>
-      <w:r>
-        <w:t>form is not required and substantial compliance is sufficient.</w:t>
+        <w:t>, the interpretation that would best achieve the purpose or object of the By-law</w:t>
+      </w:r>
+      <w:r>
+        <w:t xml:space="preserve"> or order</w:t>
+      </w:r>
+      <w:r>
+        <w:t xml:space="preserve"> (whether or not that purpose or object is expressly stated in the By-law</w:t>
+      </w:r>
+      <w:r>
+        <w:t xml:space="preserve"> or order</w:t>
+      </w:r>
+      <w:r>
+        <w:t>) is to be preferred to each other interpretation.</w:t>
       </w:r>
     </w:p>
     <w:p>
       <w:pPr>
         <w:pStyle w:val="Heading3"/>
       </w:pPr>
-      <w:bookmarkStart w:id="34" w:name="_Toc221646498"/>
-      <w:r>
-        <w:t>Power to appoint includes power to re-appoint</w:t>
-      </w:r>
-      <w:bookmarkEnd w:id="34"/>
+      <w:bookmarkStart w:id="36" w:name="_Toc221744852"/>
+      <w:r>
+        <w:t>Changes to style not to affect meaning</w:t>
+      </w:r>
+      <w:bookmarkEnd w:id="36"/>
     </w:p>
     <w:p>
       <w:pPr>
@@ -5009,12 +5787,282 @@
         <w:ind w:left="1080"/>
       </w:pPr>
       <w:r>
+        <w:t>Ideals shall not be taken to be different merely because different forms of words were used where:</w:t>
+      </w:r>
+    </w:p>
+    <w:p>
+      <w:pPr>
+        <w:pStyle w:val="BodyText"/>
+        <w:numPr>
+          <w:ilvl w:val="1"/>
+          <w:numId w:val="100"/>
+        </w:numPr>
+      </w:pPr>
+      <w:r>
+        <w:t xml:space="preserve">a </w:t>
+      </w:r>
+      <w:r>
+        <w:t>By-law or order</w:t>
+      </w:r>
+      <w:r>
+        <w:t xml:space="preserve"> has expressed an idea in a particular form of words; and</w:t>
+      </w:r>
+    </w:p>
+    <w:p>
+      <w:pPr>
+        <w:pStyle w:val="BodyText"/>
+        <w:numPr>
+          <w:ilvl w:val="1"/>
+          <w:numId w:val="100"/>
+        </w:numPr>
+      </w:pPr>
+      <w:r>
+        <w:t xml:space="preserve">a later </w:t>
+      </w:r>
+      <w:r>
+        <w:t>By-law or order</w:t>
+      </w:r>
+      <w:r>
+        <w:t xml:space="preserve"> appears to have expressed the same idea in a different form of words for the purpose of using a clearer style.</w:t>
+      </w:r>
+    </w:p>
+    <w:p>
+      <w:pPr>
+        <w:pStyle w:val="Heading3"/>
+      </w:pPr>
+      <w:bookmarkStart w:id="37" w:name="_Toc221744853"/>
+      <w:r>
+        <w:t>Examples</w:t>
+      </w:r>
+      <w:bookmarkEnd w:id="37"/>
+    </w:p>
+    <w:p>
+      <w:pPr>
+        <w:pStyle w:val="BodyText"/>
+        <w:numPr>
+          <w:ilvl w:val="0"/>
+          <w:numId w:val="0"/>
+        </w:numPr>
+        <w:ind w:left="1080"/>
+      </w:pPr>
+      <w:r>
         <w:t xml:space="preserve">If a </w:t>
       </w:r>
       <w:r>
         <w:t>By-law or order</w:t>
       </w:r>
       <w:r>
+        <w:t xml:space="preserve"> includes an example of the operation of a provision:</w:t>
+      </w:r>
+    </w:p>
+    <w:p>
+      <w:pPr>
+        <w:pStyle w:val="BodyText"/>
+        <w:numPr>
+          <w:ilvl w:val="0"/>
+          <w:numId w:val="101"/>
+        </w:numPr>
+      </w:pPr>
+      <w:r>
+        <w:t>the example is not exhaustive; and</w:t>
+      </w:r>
+    </w:p>
+    <w:p>
+      <w:pPr>
+        <w:pStyle w:val="BodyText"/>
+        <w:numPr>
+          <w:ilvl w:val="0"/>
+          <w:numId w:val="101"/>
+        </w:numPr>
+      </w:pPr>
+      <w:r>
+        <w:t>the example may extend the operation of the provision.</w:t>
+      </w:r>
+    </w:p>
+    <w:p>
+      <w:pPr>
+        <w:pStyle w:val="Heading3"/>
+      </w:pPr>
+      <w:bookmarkStart w:id="38" w:name="_Toc221744854"/>
+      <w:r>
+        <w:lastRenderedPageBreak/>
+        <w:t>References to the Sovereign</w:t>
+      </w:r>
+      <w:bookmarkEnd w:id="38"/>
+    </w:p>
+    <w:p>
+      <w:pPr>
+        <w:pStyle w:val="BodyText"/>
+        <w:numPr>
+          <w:ilvl w:val="0"/>
+          <w:numId w:val="0"/>
+        </w:numPr>
+        <w:ind w:left="1080"/>
+      </w:pPr>
+      <w:r>
+        <w:t xml:space="preserve">In any </w:t>
+      </w:r>
+      <w:r>
+        <w:t>By-law or order</w:t>
+      </w:r>
+      <w:r>
+        <w:t xml:space="preserve"> references to the Sovereign reigning at the time of the passing of such </w:t>
+      </w:r>
+      <w:r>
+        <w:t>By-law or order</w:t>
+      </w:r>
+      <w:r>
+        <w:t>, or to the Crown, shall be construed as references to the Sovereign for the time being.</w:t>
+      </w:r>
+    </w:p>
+    <w:p>
+      <w:pPr>
+        <w:pStyle w:val="Heading3"/>
+      </w:pPr>
+      <w:bookmarkStart w:id="39" w:name="_Toc221744855"/>
+      <w:r>
+        <w:t>References to the Governor of NSW</w:t>
+      </w:r>
+      <w:bookmarkEnd w:id="39"/>
+    </w:p>
+    <w:p>
+      <w:pPr>
+        <w:pStyle w:val="BodyText"/>
+        <w:numPr>
+          <w:ilvl w:val="0"/>
+          <w:numId w:val="0"/>
+        </w:numPr>
+        <w:ind w:left="1080"/>
+      </w:pPr>
+      <w:r>
+        <w:t xml:space="preserve">Where, in a </w:t>
+      </w:r>
+      <w:r>
+        <w:t>By-law or order</w:t>
+      </w:r>
+      <w:r>
+        <w:t>, the Governor of NSW is referred to, the reference shall be deemed to include the Governor for the time being of NSW or any other person who is, for the time being, the chief executive officer or administrator of the government of NSW.</w:t>
+      </w:r>
+    </w:p>
+    <w:p>
+      <w:pPr>
+        <w:pStyle w:val="Heading3"/>
+      </w:pPr>
+      <w:bookmarkStart w:id="40" w:name="_Toc221744856"/>
+      <w:r>
+        <w:t>Parts of speech and grammatical forms</w:t>
+      </w:r>
+      <w:bookmarkEnd w:id="40"/>
+    </w:p>
+    <w:p>
+      <w:pPr>
+        <w:pStyle w:val="BodyText"/>
+        <w:numPr>
+          <w:ilvl w:val="0"/>
+          <w:numId w:val="0"/>
+        </w:numPr>
+        <w:ind w:left="1080"/>
+      </w:pPr>
+      <w:r>
+        <w:t xml:space="preserve">In any </w:t>
+      </w:r>
+      <w:r>
+        <w:t>By-law or order</w:t>
+      </w:r>
+      <w:r>
+        <w:t xml:space="preserve"> where a word or phrase is given a particular meaning, other parts of speech and grammatical forms of that word or phrase have corresponding meanings.</w:t>
+      </w:r>
+    </w:p>
+    <w:p>
+      <w:pPr>
+        <w:pStyle w:val="Heading3"/>
+      </w:pPr>
+      <w:bookmarkStart w:id="41" w:name="_Toc221744857"/>
+      <w:r>
+        <w:t>Acting Board members</w:t>
+      </w:r>
+      <w:bookmarkEnd w:id="41"/>
+    </w:p>
+    <w:p>
+      <w:pPr>
+        <w:pStyle w:val="BodyText"/>
+        <w:numPr>
+          <w:ilvl w:val="0"/>
+          <w:numId w:val="0"/>
+        </w:numPr>
+        <w:ind w:left="1080"/>
+      </w:pPr>
+      <w:r>
+        <w:t xml:space="preserve">If a provision of a </w:t>
+      </w:r>
+      <w:r>
+        <w:t>By-law or order</w:t>
+      </w:r>
+      <w:r>
+        <w:t xml:space="preserve"> refers to a Board member, the reference is taken to include a reference to a Board member for or on behalf of the Board member.</w:t>
+      </w:r>
+    </w:p>
+    <w:p>
+      <w:pPr>
+        <w:pStyle w:val="Heading3"/>
+      </w:pPr>
+      <w:bookmarkStart w:id="42" w:name="_Toc221744858"/>
+      <w:r>
+        <w:t>Compliance with forms</w:t>
+      </w:r>
+      <w:bookmarkEnd w:id="42"/>
+    </w:p>
+    <w:p>
+      <w:pPr>
+        <w:pStyle w:val="BodyText"/>
+        <w:numPr>
+          <w:ilvl w:val="0"/>
+          <w:numId w:val="0"/>
+        </w:numPr>
+        <w:ind w:left="1080"/>
+      </w:pPr>
+      <w:r>
+        <w:t>Where a By-law</w:t>
+      </w:r>
+      <w:r>
+        <w:t xml:space="preserve"> or order</w:t>
+      </w:r>
+      <w:r>
+        <w:t xml:space="preserve"> prescribes a form, then strict compliance with the</w:t>
+      </w:r>
+      <w:r>
+        <w:t xml:space="preserve"> </w:t>
+      </w:r>
+      <w:r>
+        <w:t>form is not required and substantial compliance is sufficient.</w:t>
+      </w:r>
+    </w:p>
+    <w:p>
+      <w:pPr>
+        <w:pStyle w:val="Heading3"/>
+      </w:pPr>
+      <w:bookmarkStart w:id="43" w:name="_Toc221744859"/>
+      <w:r>
+        <w:t>Power to appoint includes power to re-appoint</w:t>
+      </w:r>
+      <w:bookmarkEnd w:id="43"/>
+    </w:p>
+    <w:p>
+      <w:pPr>
+        <w:pStyle w:val="BodyText"/>
+        <w:numPr>
+          <w:ilvl w:val="0"/>
+          <w:numId w:val="0"/>
+        </w:numPr>
+        <w:ind w:left="1080"/>
+      </w:pPr>
+      <w:r>
+        <w:t xml:space="preserve">If a </w:t>
+      </w:r>
+      <w:r>
+        <w:t>By-law or order</w:t>
+      </w:r>
+      <w:r>
         <w:t xml:space="preserve"> confers on a person or body a power to make an appointment, the power is taken to include a power of reappointment.</w:t>
       </w:r>
     </w:p>
@@ -5022,11 +6070,11 @@
       <w:pPr>
         <w:pStyle w:val="Heading1"/>
       </w:pPr>
-      <w:bookmarkStart w:id="35" w:name="_Toc221646499"/>
+      <w:bookmarkStart w:id="44" w:name="_Toc221744860"/>
       <w:r>
         <w:t>Part 6—Orders</w:t>
       </w:r>
-      <w:bookmarkEnd w:id="35"/>
+      <w:bookmarkEnd w:id="44"/>
       <w:r>
         <w:t xml:space="preserve"> </w:t>
       </w:r>
@@ -5035,11 +6083,11 @@
       <w:pPr>
         <w:pStyle w:val="Heading3"/>
       </w:pPr>
-      <w:bookmarkStart w:id="36" w:name="_Toc221646500"/>
+      <w:bookmarkStart w:id="45" w:name="_Toc221744861"/>
       <w:r>
         <w:t>Making of orders</w:t>
       </w:r>
-      <w:bookmarkEnd w:id="36"/>
+      <w:bookmarkEnd w:id="45"/>
     </w:p>
     <w:p>
       <w:pPr>
@@ -5101,7 +6149,11 @@
         <w:t xml:space="preserve">Neither the whole nor any part of a statutory rule is invalid merely because (without statutory authority) the statutory rule is published on the </w:t>
       </w:r>
       <w:r>
-        <w:t>Unlisted Thoughts</w:t>
+        <w:t xml:space="preserve">Unlisted </w:t>
+      </w:r>
+      <w:r>
+        <w:lastRenderedPageBreak/>
+        <w:t>Thoughts</w:t>
       </w:r>
       <w:r>
         <w:t xml:space="preserve"> website after the day on which one or more of its provisions is or are expressed to commence. In that case, that or those provisions commence on the day the statutory rule is published on the </w:t>
@@ -5117,11 +6169,11 @@
       <w:pPr>
         <w:pStyle w:val="Heading3"/>
       </w:pPr>
-      <w:bookmarkStart w:id="37" w:name="_Toc221646501"/>
+      <w:bookmarkStart w:id="46" w:name="_Toc221744862"/>
       <w:r>
         <w:t>Disallowance of orders</w:t>
       </w:r>
-      <w:bookmarkEnd w:id="37"/>
+      <w:bookmarkEnd w:id="46"/>
     </w:p>
     <w:p>
       <w:pPr>
@@ -5147,7 +6199,6 @@
         </w:numPr>
       </w:pPr>
       <w:r>
-        <w:lastRenderedPageBreak/>
         <w:t>T</w:t>
       </w:r>
       <w:r>
@@ -5227,11 +6278,11 @@
       <w:pPr>
         <w:pStyle w:val="Heading3"/>
       </w:pPr>
-      <w:bookmarkStart w:id="38" w:name="_Toc221646502"/>
+      <w:bookmarkStart w:id="47" w:name="_Toc221744863"/>
       <w:r>
         <w:t>Presumption of validity</w:t>
       </w:r>
-      <w:bookmarkEnd w:id="38"/>
+      <w:bookmarkEnd w:id="47"/>
     </w:p>
     <w:p>
       <w:pPr>
@@ -5262,6 +6313,7 @@
     <w:sectPr>
       <w:headerReference w:type="default" r:id="rId11"/>
       <w:footerReference w:type="default" r:id="rId12"/>
+      <w:headerReference w:type="first" r:id="rId13"/>
       <w:type w:val="continuous"/>
       <w:pgSz w:w="11906" w:h="16838"/>
       <w:pgMar w:top="737" w:right="1418" w:bottom="737" w:left="1418" w:header="709" w:footer="709" w:gutter="0"/>
@@ -5343,6 +6395,7 @@
         <w:p>
           <w:pPr>
             <w:pStyle w:val="NoSpacing"/>
+            <w:jc w:val="center"/>
             <w:rPr>
               <w:i/>
               <w:iCs/>
@@ -5548,6 +6601,88 @@
     <w:pPr>
       <w:pStyle w:val="NoSpacing"/>
     </w:pPr>
+    <w:r>
+      <w:rPr>
+        <w:noProof/>
+      </w:rPr>
+      <w:pict w14:anchorId="55002E88">
+        <v:shapetype id="_x0000_t136" coordsize="21600,21600" o:spt="136" adj="10800" path="m@7,l@8,m@5,21600l@6,21600e">
+          <v:formulas>
+            <v:f eqn="sum #0 0 10800"/>
+            <v:f eqn="prod #0 2 1"/>
+            <v:f eqn="sum 21600 0 @1"/>
+            <v:f eqn="sum 0 0 @2"/>
+            <v:f eqn="sum 21600 0 @3"/>
+            <v:f eqn="if @0 @3 0"/>
+            <v:f eqn="if @0 21600 @1"/>
+            <v:f eqn="if @0 0 @2"/>
+            <v:f eqn="if @0 @4 21600"/>
+            <v:f eqn="mid @5 @6"/>
+            <v:f eqn="mid @8 @5"/>
+            <v:f eqn="mid @7 @8"/>
+            <v:f eqn="mid @6 @7"/>
+            <v:f eqn="sum @6 0 @5"/>
+          </v:formulas>
+          <v:path textpathok="t" o:connecttype="custom" o:connectlocs="@9,0;@10,10800;@11,21600;@12,10800" o:connectangles="270,180,90,0"/>
+          <v:textpath on="t" fitshape="t"/>
+          <v:handles>
+            <v:h position="#0,bottomRight" xrange="6629,14971"/>
+          </v:handles>
+          <o:lock v:ext="edit" text="t" shapetype="t"/>
+        </v:shapetype>
+        <v:shape id="_x0000_s1026" type="#_x0000_t136" style="position:absolute;margin-left:32.55pt;margin-top:260.65pt;width:412.4pt;height:247.45pt;rotation:315;z-index:-251657216;mso-position-horizontal-relative:margin;mso-position-vertical-relative:margin" o:allowincell="f" fillcolor="silver" stroked="f">
+          <v:fill opacity=".5"/>
+          <v:textpath style="font-family:&quot;Calibri&quot;;font-size:1pt" string="DRAFT"/>
+          <w10:wrap anchorx="margin" anchory="margin"/>
+        </v:shape>
+      </w:pict>
+    </w:r>
+  </w:p>
+</w:hdr>
+</file>
+
+<file path=word/header2.xml><?xml version="1.0" encoding="utf-8"?>
+<w:hdr xmlns:wpc="http://schemas.microsoft.com/office/word/2010/wordprocessingCanvas" xmlns:cx="http://schemas.microsoft.com/office/drawing/2014/chartex" xmlns:cx1="http://schemas.microsoft.com/office/drawing/2015/9/8/chartex" xmlns:cx2="http://schemas.microsoft.com/office/drawing/2015/10/21/chartex" xmlns:cx3="http://schemas.microsoft.com/office/drawing/2016/5/9/chartex" xmlns:cx4="http://schemas.microsoft.com/office/drawing/2016/5/10/chartex" xmlns:cx5="http://schemas.microsoft.com/office/drawing/2016/5/11/chartex" xmlns:cx6="http://schemas.microsoft.com/office/drawing/2016/5/12/chartex" xmlns:cx7="http://schemas.microsoft.com/office/drawing/2016/5/13/chartex" xmlns:cx8="http://schemas.microsoft.com/office/drawing/2016/5/14/chartex" xmlns:mc="http://schemas.openxmlformats.org/markup-compatibility/2006" xmlns:aink="http://schemas.microsoft.com/office/drawing/2016/ink" xmlns:am3d="http://schemas.microsoft.com/office/drawing/2017/model3d" xmlns:o="urn:schemas-microsoft-com:office:office" xmlns:oel="http://schemas.microsoft.com/office/2019/extlst" xmlns:r="http://schemas.openxmlformats.org/officeDocument/2006/relationships" xmlns:m="http://schemas.openxmlformats.org/officeDocument/2006/math" xmlns:v="urn:schemas-microsoft-com:vml" xmlns:wp14="http://schemas.microsoft.com/office/word/2010/wordprocessingDrawing" xmlns:wp="http://schemas.openxmlformats.org/drawingml/2006/wordprocessingDrawing" xmlns:w10="urn:schemas-microsoft-com:office:word" xmlns:w="http://schemas.openxmlformats.org/wordprocessingml/2006/main" xmlns:w14="http://schemas.microsoft.com/office/word/2010/wordml" xmlns:w15="http://schemas.microsoft.com/office/word/2012/wordml" xmlns:w16cex="http://schemas.microsoft.com/office/word/2018/wordml/cex" xmlns:w16cid="http://schemas.microsoft.com/office/word/2016/wordml/cid" xmlns:w16="http://schemas.microsoft.com/office/word/2018/wordml" xmlns:w16du="http://schemas.microsoft.com/office/word/2023/wordml/word16du" xmlns:w16sdtdh="http://schemas.microsoft.com/office/word/2020/wordml/sdtdatahash" xmlns:w16sdtfl="http://schemas.microsoft.com/office/word/2024/wordml/sdtformatlock" xmlns:w16se="http://schemas.microsoft.com/office/word/2015/wordml/symex" xmlns:wpg="http://schemas.microsoft.com/office/word/2010/wordprocessingGroup" xmlns:wpi="http://schemas.microsoft.com/office/word/2010/wordprocessingInk" xmlns:wne="http://schemas.microsoft.com/office/word/2006/wordml" xmlns:wps="http://schemas.microsoft.com/office/word/2010/wordprocessingShape" mc:Ignorable="w14 w15 w16se w16cid w16 w16cex w16sdtdh w16sdtfl w16du wp14">
+  <w:p>
+    <w:pPr>
+      <w:pStyle w:val="Header"/>
+    </w:pPr>
+    <w:r>
+      <w:rPr>
+        <w:noProof/>
+      </w:rPr>
+      <w:pict w14:anchorId="55002E88">
+        <v:shapetype id="_x0000_t136" coordsize="21600,21600" o:spt="136" adj="10800" path="m@7,l@8,m@5,21600l@6,21600e">
+          <v:formulas>
+            <v:f eqn="sum #0 0 10800"/>
+            <v:f eqn="prod #0 2 1"/>
+            <v:f eqn="sum 21600 0 @1"/>
+            <v:f eqn="sum 0 0 @2"/>
+            <v:f eqn="sum 21600 0 @3"/>
+            <v:f eqn="if @0 @3 0"/>
+            <v:f eqn="if @0 21600 @1"/>
+            <v:f eqn="if @0 0 @2"/>
+            <v:f eqn="if @0 @4 21600"/>
+            <v:f eqn="mid @5 @6"/>
+            <v:f eqn="mid @8 @5"/>
+            <v:f eqn="mid @7 @8"/>
+            <v:f eqn="mid @6 @7"/>
+            <v:f eqn="sum @6 0 @5"/>
+          </v:formulas>
+          <v:path textpathok="t" o:connecttype="custom" o:connectlocs="@9,0;@10,10800;@11,21600;@12,10800" o:connectangles="270,180,90,0"/>
+          <v:textpath on="t" fitshape="t"/>
+          <v:handles>
+            <v:h position="#0,bottomRight" xrange="6629,14971"/>
+          </v:handles>
+          <o:lock v:ext="edit" text="t" shapetype="t"/>
+        </v:shapetype>
+        <v:shape id="PowerPlusWaterMarkObject357831064" o:spid="_x0000_s1025" type="#_x0000_t136" style="position:absolute;margin-left:0;margin-top:0;width:412.4pt;height:247.45pt;rotation:315;z-index:-251658240;mso-position-horizontal:center;mso-position-horizontal-relative:margin;mso-position-vertical:center;mso-position-vertical-relative:margin" o:allowincell="f" fillcolor="silver" stroked="f">
+          <v:fill opacity=".5"/>
+          <v:textpath style="font-family:&quot;Calibri&quot;;font-size:1pt" string="DRAFT"/>
+          <w10:wrap anchorx="margin" anchory="margin"/>
+        </v:shape>
+      </w:pict>
+    </w:r>
   </w:p>
 </w:hdr>
 </file>
@@ -6191,6 +7326,95 @@
     </w:lvl>
   </w:abstractNum>
   <w:abstractNum w:abstractNumId="7" w15:restartNumberingAfterBreak="0">
+    <w:nsid w:val="15075467"/>
+    <w:multiLevelType w:val="hybridMultilevel"/>
+    <w:tmpl w:val="9482CACC"/>
+    <w:lvl w:ilvl="0" w:tplc="9A3EC5DA">
+      <w:start w:val="1"/>
+      <w:numFmt w:val="lowerLetter"/>
+      <w:lvlText w:val="(%1)"/>
+      <w:lvlJc w:val="left"/>
+      <w:pPr>
+        <w:ind w:left="1800" w:hanging="360"/>
+      </w:pPr>
+      <w:rPr>
+        <w:rFonts w:hint="default"/>
+      </w:rPr>
+    </w:lvl>
+    <w:lvl w:ilvl="1" w:tplc="0C090019" w:tentative="1">
+      <w:start w:val="1"/>
+      <w:numFmt w:val="lowerLetter"/>
+      <w:lvlText w:val="%2."/>
+      <w:lvlJc w:val="left"/>
+      <w:pPr>
+        <w:ind w:left="1440" w:hanging="360"/>
+      </w:pPr>
+    </w:lvl>
+    <w:lvl w:ilvl="2" w:tplc="0C09001B" w:tentative="1">
+      <w:start w:val="1"/>
+      <w:numFmt w:val="lowerRoman"/>
+      <w:lvlText w:val="%3."/>
+      <w:lvlJc w:val="right"/>
+      <w:pPr>
+        <w:ind w:left="2160" w:hanging="180"/>
+      </w:pPr>
+    </w:lvl>
+    <w:lvl w:ilvl="3" w:tplc="0C09000F" w:tentative="1">
+      <w:start w:val="1"/>
+      <w:numFmt w:val="decimal"/>
+      <w:lvlText w:val="%4."/>
+      <w:lvlJc w:val="left"/>
+      <w:pPr>
+        <w:ind w:left="2880" w:hanging="360"/>
+      </w:pPr>
+    </w:lvl>
+    <w:lvl w:ilvl="4" w:tplc="0C090019" w:tentative="1">
+      <w:start w:val="1"/>
+      <w:numFmt w:val="lowerLetter"/>
+      <w:lvlText w:val="%5."/>
+      <w:lvlJc w:val="left"/>
+      <w:pPr>
+        <w:ind w:left="3600" w:hanging="360"/>
+      </w:pPr>
+    </w:lvl>
+    <w:lvl w:ilvl="5" w:tplc="0C09001B" w:tentative="1">
+      <w:start w:val="1"/>
+      <w:numFmt w:val="lowerRoman"/>
+      <w:lvlText w:val="%6."/>
+      <w:lvlJc w:val="right"/>
+      <w:pPr>
+        <w:ind w:left="4320" w:hanging="180"/>
+      </w:pPr>
+    </w:lvl>
+    <w:lvl w:ilvl="6" w:tplc="0C09000F" w:tentative="1">
+      <w:start w:val="1"/>
+      <w:numFmt w:val="decimal"/>
+      <w:lvlText w:val="%7."/>
+      <w:lvlJc w:val="left"/>
+      <w:pPr>
+        <w:ind w:left="5040" w:hanging="360"/>
+      </w:pPr>
+    </w:lvl>
+    <w:lvl w:ilvl="7" w:tplc="0C090019" w:tentative="1">
+      <w:start w:val="1"/>
+      <w:numFmt w:val="lowerLetter"/>
+      <w:lvlText w:val="%8."/>
+      <w:lvlJc w:val="left"/>
+      <w:pPr>
+        <w:ind w:left="5760" w:hanging="360"/>
+      </w:pPr>
+    </w:lvl>
+    <w:lvl w:ilvl="8" w:tplc="0C09001B" w:tentative="1">
+      <w:start w:val="1"/>
+      <w:numFmt w:val="lowerRoman"/>
+      <w:lvlText w:val="%9."/>
+      <w:lvlJc w:val="right"/>
+      <w:pPr>
+        <w:ind w:left="6480" w:hanging="180"/>
+      </w:pPr>
+    </w:lvl>
+  </w:abstractNum>
+  <w:abstractNum w:abstractNumId="8" w15:restartNumberingAfterBreak="0">
     <w:nsid w:val="1A403E2A"/>
     <w:multiLevelType w:val="hybridMultilevel"/>
     <w:tmpl w:val="34E80606"/>
@@ -6280,7 +7504,7 @@
       </w:pPr>
     </w:lvl>
   </w:abstractNum>
-  <w:abstractNum w:abstractNumId="8" w15:restartNumberingAfterBreak="0">
+  <w:abstractNum w:abstractNumId="9" w15:restartNumberingAfterBreak="0">
     <w:nsid w:val="3C9F5040"/>
     <w:multiLevelType w:val="hybridMultilevel"/>
     <w:tmpl w:val="C714C38A"/>
@@ -6369,7 +7593,7 @@
       </w:pPr>
     </w:lvl>
   </w:abstractNum>
-  <w:abstractNum w:abstractNumId="9" w15:restartNumberingAfterBreak="0">
+  <w:abstractNum w:abstractNumId="10" w15:restartNumberingAfterBreak="0">
     <w:nsid w:val="3FA25840"/>
     <w:multiLevelType w:val="hybridMultilevel"/>
     <w:tmpl w:val="A7088D54"/>
@@ -6460,7 +7684,7 @@
       </w:pPr>
     </w:lvl>
   </w:abstractNum>
-  <w:abstractNum w:abstractNumId="10" w15:restartNumberingAfterBreak="0">
+  <w:abstractNum w:abstractNumId="11" w15:restartNumberingAfterBreak="0">
     <w:nsid w:val="51695DF3"/>
     <w:multiLevelType w:val="hybridMultilevel"/>
     <w:tmpl w:val="ADCC0D92"/>
@@ -6555,7 +7779,7 @@
       </w:pPr>
     </w:lvl>
   </w:abstractNum>
-  <w:abstractNum w:abstractNumId="11" w15:restartNumberingAfterBreak="0">
+  <w:abstractNum w:abstractNumId="12" w15:restartNumberingAfterBreak="0">
     <w:nsid w:val="6A1330B6"/>
     <w:multiLevelType w:val="hybridMultilevel"/>
     <w:tmpl w:val="1C289F50"/>
@@ -6650,7 +7874,96 @@
       </w:pPr>
     </w:lvl>
   </w:abstractNum>
-  <w:abstractNum w:abstractNumId="12" w15:restartNumberingAfterBreak="0">
+  <w:abstractNum w:abstractNumId="13" w15:restartNumberingAfterBreak="0">
+    <w:nsid w:val="6ABB65ED"/>
+    <w:multiLevelType w:val="hybridMultilevel"/>
+    <w:tmpl w:val="169CAD4A"/>
+    <w:lvl w:ilvl="0" w:tplc="9A3EC5DA">
+      <w:start w:val="1"/>
+      <w:numFmt w:val="lowerLetter"/>
+      <w:lvlText w:val="(%1)"/>
+      <w:lvlJc w:val="left"/>
+      <w:pPr>
+        <w:ind w:left="1800" w:hanging="360"/>
+      </w:pPr>
+      <w:rPr>
+        <w:rFonts w:hint="default"/>
+      </w:rPr>
+    </w:lvl>
+    <w:lvl w:ilvl="1" w:tplc="0C090019" w:tentative="1">
+      <w:start w:val="1"/>
+      <w:numFmt w:val="lowerLetter"/>
+      <w:lvlText w:val="%2."/>
+      <w:lvlJc w:val="left"/>
+      <w:pPr>
+        <w:ind w:left="1440" w:hanging="360"/>
+      </w:pPr>
+    </w:lvl>
+    <w:lvl w:ilvl="2" w:tplc="0C09001B" w:tentative="1">
+      <w:start w:val="1"/>
+      <w:numFmt w:val="lowerRoman"/>
+      <w:lvlText w:val="%3."/>
+      <w:lvlJc w:val="right"/>
+      <w:pPr>
+        <w:ind w:left="2160" w:hanging="180"/>
+      </w:pPr>
+    </w:lvl>
+    <w:lvl w:ilvl="3" w:tplc="0C09000F" w:tentative="1">
+      <w:start w:val="1"/>
+      <w:numFmt w:val="decimal"/>
+      <w:lvlText w:val="%4."/>
+      <w:lvlJc w:val="left"/>
+      <w:pPr>
+        <w:ind w:left="2880" w:hanging="360"/>
+      </w:pPr>
+    </w:lvl>
+    <w:lvl w:ilvl="4" w:tplc="0C090019" w:tentative="1">
+      <w:start w:val="1"/>
+      <w:numFmt w:val="lowerLetter"/>
+      <w:lvlText w:val="%5."/>
+      <w:lvlJc w:val="left"/>
+      <w:pPr>
+        <w:ind w:left="3600" w:hanging="360"/>
+      </w:pPr>
+    </w:lvl>
+    <w:lvl w:ilvl="5" w:tplc="0C09001B" w:tentative="1">
+      <w:start w:val="1"/>
+      <w:numFmt w:val="lowerRoman"/>
+      <w:lvlText w:val="%6."/>
+      <w:lvlJc w:val="right"/>
+      <w:pPr>
+        <w:ind w:left="4320" w:hanging="180"/>
+      </w:pPr>
+    </w:lvl>
+    <w:lvl w:ilvl="6" w:tplc="0C09000F" w:tentative="1">
+      <w:start w:val="1"/>
+      <w:numFmt w:val="decimal"/>
+      <w:lvlText w:val="%7."/>
+      <w:lvlJc w:val="left"/>
+      <w:pPr>
+        <w:ind w:left="5040" w:hanging="360"/>
+      </w:pPr>
+    </w:lvl>
+    <w:lvl w:ilvl="7" w:tplc="0C090019" w:tentative="1">
+      <w:start w:val="1"/>
+      <w:numFmt w:val="lowerLetter"/>
+      <w:lvlText w:val="%8."/>
+      <w:lvlJc w:val="left"/>
+      <w:pPr>
+        <w:ind w:left="5760" w:hanging="360"/>
+      </w:pPr>
+    </w:lvl>
+    <w:lvl w:ilvl="8" w:tplc="0C09001B" w:tentative="1">
+      <w:start w:val="1"/>
+      <w:numFmt w:val="lowerRoman"/>
+      <w:lvlText w:val="%9."/>
+      <w:lvlJc w:val="right"/>
+      <w:pPr>
+        <w:ind w:left="6480" w:hanging="180"/>
+      </w:pPr>
+    </w:lvl>
+  </w:abstractNum>
+  <w:abstractNum w:abstractNumId="14" w15:restartNumberingAfterBreak="0">
     <w:nsid w:val="6EC97062"/>
     <w:multiLevelType w:val="hybridMultilevel"/>
     <w:tmpl w:val="53F2D680"/>
@@ -6739,8 +8052,186 @@
       </w:pPr>
     </w:lvl>
   </w:abstractNum>
+  <w:abstractNum w:abstractNumId="15" w15:restartNumberingAfterBreak="0">
+    <w:nsid w:val="74842F52"/>
+    <w:multiLevelType w:val="hybridMultilevel"/>
+    <w:tmpl w:val="3C4E0A06"/>
+    <w:lvl w:ilvl="0" w:tplc="9A3EC5DA">
+      <w:start w:val="1"/>
+      <w:numFmt w:val="lowerLetter"/>
+      <w:lvlText w:val="(%1)"/>
+      <w:lvlJc w:val="left"/>
+      <w:pPr>
+        <w:ind w:left="1440" w:hanging="360"/>
+      </w:pPr>
+      <w:rPr>
+        <w:rFonts w:hint="default"/>
+      </w:rPr>
+    </w:lvl>
+    <w:lvl w:ilvl="1" w:tplc="0C090019" w:tentative="1">
+      <w:start w:val="1"/>
+      <w:numFmt w:val="lowerLetter"/>
+      <w:lvlText w:val="%2."/>
+      <w:lvlJc w:val="left"/>
+      <w:pPr>
+        <w:ind w:left="1080" w:hanging="360"/>
+      </w:pPr>
+    </w:lvl>
+    <w:lvl w:ilvl="2" w:tplc="0C09001B" w:tentative="1">
+      <w:start w:val="1"/>
+      <w:numFmt w:val="lowerRoman"/>
+      <w:lvlText w:val="%3."/>
+      <w:lvlJc w:val="right"/>
+      <w:pPr>
+        <w:ind w:left="1800" w:hanging="180"/>
+      </w:pPr>
+    </w:lvl>
+    <w:lvl w:ilvl="3" w:tplc="0C09000F" w:tentative="1">
+      <w:start w:val="1"/>
+      <w:numFmt w:val="decimal"/>
+      <w:lvlText w:val="%4."/>
+      <w:lvlJc w:val="left"/>
+      <w:pPr>
+        <w:ind w:left="2520" w:hanging="360"/>
+      </w:pPr>
+    </w:lvl>
+    <w:lvl w:ilvl="4" w:tplc="0C090019" w:tentative="1">
+      <w:start w:val="1"/>
+      <w:numFmt w:val="lowerLetter"/>
+      <w:lvlText w:val="%5."/>
+      <w:lvlJc w:val="left"/>
+      <w:pPr>
+        <w:ind w:left="3240" w:hanging="360"/>
+      </w:pPr>
+    </w:lvl>
+    <w:lvl w:ilvl="5" w:tplc="0C09001B" w:tentative="1">
+      <w:start w:val="1"/>
+      <w:numFmt w:val="lowerRoman"/>
+      <w:lvlText w:val="%6."/>
+      <w:lvlJc w:val="right"/>
+      <w:pPr>
+        <w:ind w:left="3960" w:hanging="180"/>
+      </w:pPr>
+    </w:lvl>
+    <w:lvl w:ilvl="6" w:tplc="0C09000F" w:tentative="1">
+      <w:start w:val="1"/>
+      <w:numFmt w:val="decimal"/>
+      <w:lvlText w:val="%7."/>
+      <w:lvlJc w:val="left"/>
+      <w:pPr>
+        <w:ind w:left="4680" w:hanging="360"/>
+      </w:pPr>
+    </w:lvl>
+    <w:lvl w:ilvl="7" w:tplc="0C090019" w:tentative="1">
+      <w:start w:val="1"/>
+      <w:numFmt w:val="lowerLetter"/>
+      <w:lvlText w:val="%8."/>
+      <w:lvlJc w:val="left"/>
+      <w:pPr>
+        <w:ind w:left="5400" w:hanging="360"/>
+      </w:pPr>
+    </w:lvl>
+    <w:lvl w:ilvl="8" w:tplc="0C09001B" w:tentative="1">
+      <w:start w:val="1"/>
+      <w:numFmt w:val="lowerRoman"/>
+      <w:lvlText w:val="%9."/>
+      <w:lvlJc w:val="right"/>
+      <w:pPr>
+        <w:ind w:left="6120" w:hanging="180"/>
+      </w:pPr>
+    </w:lvl>
+  </w:abstractNum>
+  <w:abstractNum w:abstractNumId="16" w15:restartNumberingAfterBreak="0">
+    <w:nsid w:val="7D5E4A82"/>
+    <w:multiLevelType w:val="hybridMultilevel"/>
+    <w:tmpl w:val="32DEE6EA"/>
+    <w:lvl w:ilvl="0" w:tplc="9A3EC5DA">
+      <w:start w:val="1"/>
+      <w:numFmt w:val="lowerLetter"/>
+      <w:lvlText w:val="(%1)"/>
+      <w:lvlJc w:val="left"/>
+      <w:pPr>
+        <w:ind w:left="1800" w:hanging="360"/>
+      </w:pPr>
+      <w:rPr>
+        <w:rFonts w:hint="default"/>
+      </w:rPr>
+    </w:lvl>
+    <w:lvl w:ilvl="1" w:tplc="0C090019" w:tentative="1">
+      <w:start w:val="1"/>
+      <w:numFmt w:val="lowerLetter"/>
+      <w:lvlText w:val="%2."/>
+      <w:lvlJc w:val="left"/>
+      <w:pPr>
+        <w:ind w:left="1440" w:hanging="360"/>
+      </w:pPr>
+    </w:lvl>
+    <w:lvl w:ilvl="2" w:tplc="0C09001B" w:tentative="1">
+      <w:start w:val="1"/>
+      <w:numFmt w:val="lowerRoman"/>
+      <w:lvlText w:val="%3."/>
+      <w:lvlJc w:val="right"/>
+      <w:pPr>
+        <w:ind w:left="2160" w:hanging="180"/>
+      </w:pPr>
+    </w:lvl>
+    <w:lvl w:ilvl="3" w:tplc="0C09000F" w:tentative="1">
+      <w:start w:val="1"/>
+      <w:numFmt w:val="decimal"/>
+      <w:lvlText w:val="%4."/>
+      <w:lvlJc w:val="left"/>
+      <w:pPr>
+        <w:ind w:left="2880" w:hanging="360"/>
+      </w:pPr>
+    </w:lvl>
+    <w:lvl w:ilvl="4" w:tplc="0C090019" w:tentative="1">
+      <w:start w:val="1"/>
+      <w:numFmt w:val="lowerLetter"/>
+      <w:lvlText w:val="%5."/>
+      <w:lvlJc w:val="left"/>
+      <w:pPr>
+        <w:ind w:left="3600" w:hanging="360"/>
+      </w:pPr>
+    </w:lvl>
+    <w:lvl w:ilvl="5" w:tplc="0C09001B" w:tentative="1">
+      <w:start w:val="1"/>
+      <w:numFmt w:val="lowerRoman"/>
+      <w:lvlText w:val="%6."/>
+      <w:lvlJc w:val="right"/>
+      <w:pPr>
+        <w:ind w:left="4320" w:hanging="180"/>
+      </w:pPr>
+    </w:lvl>
+    <w:lvl w:ilvl="6" w:tplc="0C09000F" w:tentative="1">
+      <w:start w:val="1"/>
+      <w:numFmt w:val="decimal"/>
+      <w:lvlText w:val="%7."/>
+      <w:lvlJc w:val="left"/>
+      <w:pPr>
+        <w:ind w:left="5040" w:hanging="360"/>
+      </w:pPr>
+    </w:lvl>
+    <w:lvl w:ilvl="7" w:tplc="0C090019" w:tentative="1">
+      <w:start w:val="1"/>
+      <w:numFmt w:val="lowerLetter"/>
+      <w:lvlText w:val="%8."/>
+      <w:lvlJc w:val="left"/>
+      <w:pPr>
+        <w:ind w:left="5760" w:hanging="360"/>
+      </w:pPr>
+    </w:lvl>
+    <w:lvl w:ilvl="8" w:tplc="0C09001B" w:tentative="1">
+      <w:start w:val="1"/>
+      <w:numFmt w:val="lowerRoman"/>
+      <w:lvlText w:val="%9."/>
+      <w:lvlJc w:val="right"/>
+      <w:pPr>
+        <w:ind w:left="6480" w:hanging="180"/>
+      </w:pPr>
+    </w:lvl>
+  </w:abstractNum>
   <w:num w:numId="1" w16cid:durableId="844907325">
-    <w:abstractNumId w:val="9"/>
+    <w:abstractNumId w:val="10"/>
   </w:num>
   <w:num w:numId="2" w16cid:durableId="817065787">
     <w:abstractNumId w:val="2"/>
@@ -6800,7 +8291,7 @@
     </w:lvlOverride>
   </w:num>
   <w:num w:numId="13" w16cid:durableId="884607118">
-    <w:abstractNumId w:val="12"/>
+    <w:abstractNumId w:val="14"/>
   </w:num>
   <w:num w:numId="14" w16cid:durableId="886063588">
     <w:abstractNumId w:val="1"/>
@@ -6845,7 +8336,7 @@
     </w:lvlOverride>
   </w:num>
   <w:num w:numId="22" w16cid:durableId="2132893573">
-    <w:abstractNumId w:val="8"/>
+    <w:abstractNumId w:val="9"/>
   </w:num>
   <w:num w:numId="23" w16cid:durableId="293411354">
     <w:abstractNumId w:val="1"/>
@@ -6914,7 +8405,7 @@
     </w:lvlOverride>
   </w:num>
   <w:num w:numId="34" w16cid:durableId="1824472033">
-    <w:abstractNumId w:val="11"/>
+    <w:abstractNumId w:val="12"/>
   </w:num>
   <w:num w:numId="35" w16cid:durableId="461654039">
     <w:abstractNumId w:val="1"/>
@@ -6929,7 +8420,7 @@
     </w:lvlOverride>
   </w:num>
   <w:num w:numId="37" w16cid:durableId="131605183">
-    <w:abstractNumId w:val="10"/>
+    <w:abstractNumId w:val="11"/>
   </w:num>
   <w:num w:numId="38" w16cid:durableId="868569200">
     <w:abstractNumId w:val="1"/>
@@ -7202,7 +8693,7 @@
     <w:abstractNumId w:val="0"/>
   </w:num>
   <w:num w:numId="85" w16cid:durableId="548733134">
-    <w:abstractNumId w:val="7"/>
+    <w:abstractNumId w:val="8"/>
   </w:num>
   <w:num w:numId="86" w16cid:durableId="233661100">
     <w:abstractNumId w:val="1"/>
@@ -7241,7 +8732,7 @@
     </w:lvlOverride>
   </w:num>
   <w:num w:numId="92" w16cid:durableId="1341814721">
-    <w:abstractNumId w:val="9"/>
+    <w:abstractNumId w:val="10"/>
     <w:lvlOverride w:ilvl="0">
       <w:startOverride w:val="1"/>
     </w:lvlOverride>
@@ -7304,6 +8795,30 @@
     </w:lvlOverride>
   </w:num>
   <w:num w:numId="103" w16cid:durableId="1935474693">
+    <w:abstractNumId w:val="1"/>
+    <w:lvlOverride w:ilvl="0">
+      <w:startOverride w:val="1"/>
+    </w:lvlOverride>
+  </w:num>
+  <w:num w:numId="104" w16cid:durableId="984819129">
+    <w:abstractNumId w:val="1"/>
+    <w:lvlOverride w:ilvl="0">
+      <w:startOverride w:val="1"/>
+    </w:lvlOverride>
+  </w:num>
+  <w:num w:numId="105" w16cid:durableId="1233658864">
+    <w:abstractNumId w:val="13"/>
+  </w:num>
+  <w:num w:numId="106" w16cid:durableId="195123859">
+    <w:abstractNumId w:val="16"/>
+  </w:num>
+  <w:num w:numId="107" w16cid:durableId="17202230">
+    <w:abstractNumId w:val="15"/>
+  </w:num>
+  <w:num w:numId="108" w16cid:durableId="1153716713">
+    <w:abstractNumId w:val="7"/>
+  </w:num>
+  <w:num w:numId="109" w16cid:durableId="1029188673">
     <w:abstractNumId w:val="1"/>
     <w:lvlOverride w:ilvl="0">
       <w:startOverride w:val="1"/>
@@ -8808,11 +10323,17 @@
   </w:compat>
   <w:rsids>
     <w:rsidRoot w:val="00612123"/>
+    <w:rsid w:val="001D6C2A"/>
     <w:rsid w:val="00481198"/>
     <w:rsid w:val="00612123"/>
-    <w:rsid w:val="008A7FFB"/>
-    <w:rsid w:val="00C038E9"/>
-    <w:rsid w:val="00E76202"/>
+    <w:rsid w:val="007B6508"/>
+    <w:rsid w:val="00991738"/>
+    <w:rsid w:val="00B4607A"/>
+    <w:rsid w:val="00C17588"/>
+    <w:rsid w:val="00C238F8"/>
+    <w:rsid w:val="00C84889"/>
+    <w:rsid w:val="00EB0E88"/>
+    <w:rsid w:val="00EB7359"/>
   </w:rsids>
   <m:mathPr>
     <m:mathFont m:val="Cambria Math"/>
